--- a/Evidencias CAPSTONE/Fase 1/Evidencias de proyecto/minutas/Minuta_08_Alunza_Semana_4_Sesion_B.docx
+++ b/Evidencias CAPSTONE/Fase 1/Evidencias de proyecto/minutas/Minuta_08_Alunza_Semana_4_Sesion_B.docx
@@ -32,7 +32,7 @@
         <w:pStyle w:val="AlunzaSubtitle"/>
       </w:pPr>
       <w:r>
-        <w:t>Cierre de Fase 1 y preparación del Sprint 2</w:t>
+        <w:t>Cierre documental previo a aprobación interna y preparación del Sprint 2</w:t>
       </w:r>
     </w:p>
     <w:p>
@@ -52,7 +52,7 @@
           <w:sz w:val="18"/>
           <w:lang w:val="es-CL"/>
         </w:rPr>
-        <w:t>ALZ-MIN-008   ·   SEMANA 4   ·   SESIÓN B</w:t>
+        <w:t>ALZ-MIN-008   ·   SEMANA 4   ·   SESIÓN B  ·  S1  ·  v1.2</w:t>
       </w:r>
     </w:p>
     <w:tbl>
@@ -483,7 +483,9 @@
               <w:spacing w:before="0" w:after="0" w:line="240" w:lineRule="auto"/>
               <w:jc w:val="left"/>
             </w:pPr>
-            <w:r/>
+            <w:r>
+              <w:t>Revisión final previa a aprobación interna</w:t>
+            </w:r>
             <w:r>
               <w:rPr>
                 <w:rFonts w:ascii="Calibri" w:hAnsi="Calibri" w:eastAsia="Calibri"/>
@@ -493,7 +495,261 @@
                 <w:sz w:val="18"/>
                 <w:lang w:val="es-CL"/>
               </w:rPr>
-              <w:t>Revisión final y transición a desarrollo</w:t>
+            </w:r>
+          </w:p>
+        </w:tc>
+      </w:tr>
+      <w:tr>
+        <w:trPr>
+          <w:cantSplit/>
+        </w:trPr>
+        <w:tc>
+          <w:tcPr>
+            <w:tcW w:type="dxa" w:w="1944"/>
+            <w:vAlign w:val="center"/>
+            <w:tcMar>
+              <w:top w:w="80" w:type="dxa"/>
+              <w:start w:w="95" w:type="dxa"/>
+              <w:bottom w:w="80" w:type="dxa"/>
+              <w:end w:w="95" w:type="dxa"/>
+            </w:tcMar>
+            <w:shd w:fill="F4F6F8" w:val="clear"/>
+          </w:tcPr>
+          <w:p>
+            <w:pPr>
+              <w:keepLines/>
+              <w:widowControl/>
+              <w:spacing w:before="0" w:after="0" w:line="240" w:lineRule="auto"/>
+              <w:jc w:val="left"/>
+            </w:pPr>
+            <w:r>
+              <w:rPr>
+                <w:rFonts w:ascii="Arial" w:hAnsi="Arial"/>
+                <w:b/>
+                <w:color w:val="142B45"/>
+                <w:sz w:val="18"/>
+              </w:rPr>
+              <w:t>Sprint / iteración</w:t>
+            </w:r>
+            <w:r>
+              <w:rPr>
+                <w:rFonts w:ascii="Arial" w:hAnsi="Arial" w:eastAsia="Calibri"/>
+                <w:b/>
+                <w:i w:val="0"/>
+                <w:color w:val="142B45"/>
+                <w:sz w:val="18"/>
+                <w:lang w:val="es-CL"/>
+              </w:rPr>
+            </w:r>
+          </w:p>
+        </w:tc>
+        <w:tc>
+          <w:tcPr>
+            <w:tcW w:type="dxa" w:w="7632"/>
+            <w:vAlign w:val="center"/>
+            <w:tcMar>
+              <w:top w:w="80" w:type="dxa"/>
+              <w:start w:w="95" w:type="dxa"/>
+              <w:bottom w:w="80" w:type="dxa"/>
+              <w:end w:w="95" w:type="dxa"/>
+            </w:tcMar>
+            <w:shd w:fill="FBFCFD" w:val="clear"/>
+          </w:tcPr>
+          <w:p>
+            <w:pPr>
+              <w:keepLines/>
+              <w:widowControl/>
+              <w:spacing w:before="0" w:after="0" w:line="240" w:lineRule="auto"/>
+              <w:jc w:val="left"/>
+            </w:pPr>
+            <w:r>
+              <w:rPr>
+                <w:rFonts w:ascii="Arial" w:hAnsi="Arial"/>
+                <w:b w:val="0"/>
+                <w:color w:val="212529"/>
+                <w:sz w:val="18"/>
+              </w:rPr>
+              <w:t>S1 - Definición y diseño inicial (semanas 3-4)</w:t>
+            </w:r>
+            <w:r>
+              <w:rPr>
+                <w:rFonts w:ascii="Arial" w:hAnsi="Arial" w:eastAsia="Calibri"/>
+                <w:b w:val="0"/>
+                <w:i w:val="0"/>
+                <w:color w:val="212529"/>
+                <w:sz w:val="18"/>
+                <w:lang w:val="es-CL"/>
+              </w:rPr>
+            </w:r>
+          </w:p>
+        </w:tc>
+      </w:tr>
+      <w:tr>
+        <w:trPr>
+          <w:cantSplit/>
+        </w:trPr>
+        <w:tc>
+          <w:tcPr>
+            <w:tcW w:type="dxa" w:w="1944"/>
+            <w:vAlign w:val="center"/>
+            <w:tcMar>
+              <w:top w:w="80" w:type="dxa"/>
+              <w:start w:w="95" w:type="dxa"/>
+              <w:bottom w:w="80" w:type="dxa"/>
+              <w:end w:w="95" w:type="dxa"/>
+            </w:tcMar>
+            <w:shd w:fill="F4F6F8" w:val="clear"/>
+          </w:tcPr>
+          <w:p>
+            <w:pPr>
+              <w:keepLines/>
+              <w:widowControl/>
+              <w:spacing w:before="0" w:after="0" w:line="240" w:lineRule="auto"/>
+              <w:jc w:val="left"/>
+            </w:pPr>
+            <w:r>
+              <w:rPr>
+                <w:rFonts w:ascii="Arial" w:hAnsi="Arial"/>
+                <w:b/>
+                <w:color w:val="142B45"/>
+                <w:sz w:val="18"/>
+              </w:rPr>
+              <w:t>Versión</w:t>
+            </w:r>
+            <w:r>
+              <w:rPr>
+                <w:rFonts w:ascii="Arial" w:hAnsi="Arial" w:eastAsia="Calibri"/>
+                <w:b/>
+                <w:i w:val="0"/>
+                <w:color w:val="142B45"/>
+                <w:sz w:val="18"/>
+                <w:lang w:val="es-CL"/>
+              </w:rPr>
+            </w:r>
+          </w:p>
+        </w:tc>
+        <w:tc>
+          <w:tcPr>
+            <w:tcW w:type="dxa" w:w="7632"/>
+            <w:vAlign w:val="center"/>
+            <w:tcMar>
+              <w:top w:w="80" w:type="dxa"/>
+              <w:start w:w="95" w:type="dxa"/>
+              <w:bottom w:w="80" w:type="dxa"/>
+              <w:end w:w="95" w:type="dxa"/>
+            </w:tcMar>
+            <w:shd w:fill="FBFCFD" w:val="clear"/>
+          </w:tcPr>
+          <w:p>
+            <w:pPr>
+              <w:keepLines/>
+              <w:widowControl/>
+              <w:spacing w:before="0" w:after="0" w:line="240" w:lineRule="auto"/>
+              <w:jc w:val="left"/>
+            </w:pPr>
+            <w:r>
+              <w:rPr>
+                <w:rFonts w:ascii="Arial" w:hAnsi="Arial"/>
+                <w:b w:val="0"/>
+                <w:color w:val="212529"/>
+                <w:sz w:val="18"/>
+              </w:rPr>
+              <w:t>1.2</w:t>
+            </w:r>
+            <w:r>
+              <w:rPr>
+                <w:rFonts w:ascii="Arial" w:hAnsi="Arial" w:eastAsia="Calibri"/>
+                <w:b w:val="0"/>
+                <w:i w:val="0"/>
+                <w:color w:val="212529"/>
+                <w:sz w:val="18"/>
+                <w:lang w:val="es-CL"/>
+              </w:rPr>
+            </w:r>
+          </w:p>
+        </w:tc>
+      </w:tr>
+      <w:tr>
+        <w:trPr>
+          <w:cantSplit/>
+        </w:trPr>
+        <w:tc>
+          <w:tcPr>
+            <w:tcW w:type="dxa" w:w="1944"/>
+            <w:vAlign w:val="center"/>
+            <w:tcMar>
+              <w:top w:w="80" w:type="dxa"/>
+              <w:start w:w="95" w:type="dxa"/>
+              <w:bottom w:w="80" w:type="dxa"/>
+              <w:end w:w="95" w:type="dxa"/>
+            </w:tcMar>
+            <w:shd w:fill="F4F6F8" w:val="clear"/>
+          </w:tcPr>
+          <w:p>
+            <w:pPr>
+              <w:keepLines/>
+              <w:widowControl/>
+              <w:spacing w:before="0" w:after="0" w:line="240" w:lineRule="auto"/>
+              <w:jc w:val="left"/>
+            </w:pPr>
+            <w:r>
+              <w:rPr>
+                <w:rFonts w:ascii="Arial" w:hAnsi="Arial"/>
+                <w:b/>
+                <w:color w:val="142B45"/>
+                <w:sz w:val="18"/>
+              </w:rPr>
+              <w:t>Seguimiento</w:t>
+            </w:r>
+            <w:r>
+              <w:rPr>
+                <w:rFonts w:ascii="Arial" w:hAnsi="Arial" w:eastAsia="Calibri"/>
+                <w:b/>
+                <w:i w:val="0"/>
+                <w:color w:val="142B45"/>
+                <w:sz w:val="18"/>
+                <w:lang w:val="es-CL"/>
+              </w:rPr>
+            </w:r>
+          </w:p>
+        </w:tc>
+        <w:tc>
+          <w:tcPr>
+            <w:tcW w:type="dxa" w:w="7632"/>
+            <w:vAlign w:val="center"/>
+            <w:tcMar>
+              <w:top w:w="80" w:type="dxa"/>
+              <w:start w:w="95" w:type="dxa"/>
+              <w:bottom w:w="80" w:type="dxa"/>
+              <w:end w:w="95" w:type="dxa"/>
+            </w:tcMar>
+            <w:shd w:fill="FBFCFD" w:val="clear"/>
+          </w:tcPr>
+          <w:p>
+            <w:pPr>
+              <w:keepLines/>
+              <w:widowControl/>
+              <w:spacing w:before="0" w:after="0" w:line="240" w:lineRule="auto"/>
+              <w:jc w:val="left"/>
+            </w:pPr>
+            <w:r>
+              <w:rPr>
+                <w:rFonts w:ascii="Arial" w:hAnsi="Arial"/>
+                <w:b w:val="0"/>
+                <w:color w:val="212529"/>
+                <w:sz w:val="18"/>
+              </w:rPr>
+              <w:t>C-019 a C-021: cerrados documentalmente al 02-09-2026; presentación, mockups, backlogs, trazabilidad, decisión IA/RAG y roadmap consolidados. Revisión técnica 04/09/2026: AD-ARQ-001 incorporada.</w:t>
+            </w:r>
+            <w:r>
+              <w:rPr>
+                <w:rFonts w:ascii="Arial" w:hAnsi="Arial" w:eastAsia="Calibri"/>
+                <w:b w:val="0"/>
+                <w:i w:val="0"/>
+                <w:color w:val="212529"/>
+                <w:sz w:val="18"/>
+                <w:lang w:val="es-CL"/>
+              </w:rPr>
             </w:r>
           </w:p>
         </w:tc>
@@ -502,6 +758,8 @@
     <w:p>
       <w:pPr>
         <w:pStyle w:val="AlunzaSection"/>
+        <w:keepNext/>
+        <w:spacing w:before="120" w:after="60"/>
       </w:pPr>
       <w:r>
         <w:rPr>
@@ -539,12 +797,14 @@
           <w:sz w:val="20"/>
           <w:lang w:val="es-CL"/>
         </w:rPr>
-        <w:t>Revisar el paquete final de Fase 1, ensayar la exposición y acordar el objetivo inmediato del Sprint 2, primer sprint técnico, sin incorporar alcance no validado.</w:t>
+        <w:t>Consolidar el paquete de Fase 1 antes de su aprobación interna, ensayar la exposición y acordar el objetivo de Sprint 2 sin incorporar alcance no validado.</w:t>
       </w:r>
     </w:p>
     <w:p>
       <w:pPr>
         <w:pStyle w:val="AlunzaSection"/>
+        <w:keepNext/>
+        <w:spacing w:before="120" w:after="60"/>
       </w:pPr>
       <w:r>
         <w:rPr>
@@ -1006,6 +1266,8 @@
     <w:p>
       <w:pPr>
         <w:pStyle w:val="AlunzaSection"/>
+        <w:keepNext/>
+        <w:spacing w:before="120" w:after="60"/>
       </w:pPr>
       <w:r>
         <w:rPr>
@@ -1036,22 +1298,19 @@
       </w:pPr>
       <w:r>
         <w:rPr>
-          <w:rFonts w:ascii="Calibri" w:hAnsi="Calibri" w:eastAsia="Calibri"/>
+          <w:rFonts w:ascii="Arial" w:hAnsi="Arial"/>
           <w:b/>
-          <w:color w:val="0D7C78"/>
-          <w:sz w:val="20"/>
-          <w:lang w:val="es-CL"/>
+          <w:color w:val="008A8A"/>
         </w:rPr>
-        <w:t>•</w:t>
+        <w:t xml:space="preserve">•  </w:t>
       </w:r>
       <w:r>
         <w:rPr>
-          <w:rFonts w:ascii="Calibri" w:hAnsi="Calibri" w:eastAsia="Calibri"/>
-          <w:color w:val="222222"/>
-          <w:sz w:val="20"/>
-          <w:lang w:val="es-CL"/>
+          <w:rFonts w:ascii="Arial" w:hAnsi="Arial"/>
+          <w:b w:val="0"/>
+          <w:color w:val="212529"/>
         </w:rPr>
-        <w:t xml:space="preserve">  Ensayo de presentación: problema, propuesta de valor, alcance, arquitectura y roadmap.</w:t>
+        <w:t>Ensayo de presentación: problema, propuesta de valor, alcance, arquitectura y roadmap.</w:t>
       </w:r>
     </w:p>
     <w:p>
@@ -1062,22 +1321,19 @@
       </w:pPr>
       <w:r>
         <w:rPr>
-          <w:rFonts w:ascii="Calibri" w:hAnsi="Calibri" w:eastAsia="Calibri"/>
+          <w:rFonts w:ascii="Arial" w:hAnsi="Arial"/>
           <w:b/>
-          <w:color w:val="0D7C78"/>
-          <w:sz w:val="20"/>
-          <w:lang w:val="es-CL"/>
+          <w:color w:val="008A8A"/>
         </w:rPr>
-        <w:t>•</w:t>
+        <w:t xml:space="preserve">•  </w:t>
       </w:r>
       <w:r>
         <w:rPr>
-          <w:rFonts w:ascii="Calibri" w:hAnsi="Calibri" w:eastAsia="Calibri"/>
-          <w:color w:val="222222"/>
-          <w:sz w:val="20"/>
-          <w:lang w:val="es-CL"/>
+          <w:rFonts w:ascii="Arial" w:hAnsi="Arial"/>
+          <w:b w:val="0"/>
+          <w:color w:val="212529"/>
         </w:rPr>
-        <w:t xml:space="preserve">  Revisión de nombres de archivo, versiones y evidencias exigidas para la entrega.</w:t>
+        <w:t>Cierre documental al 02-09-2026 de la presentación, los mockups, los backlogs, los nombres de archivo y las evidencias exigidas.</w:t>
       </w:r>
     </w:p>
     <w:p>
@@ -1088,22 +1344,18 @@
       </w:pPr>
       <w:r>
         <w:rPr>
-          <w:rFonts w:ascii="Calibri" w:hAnsi="Calibri" w:eastAsia="Calibri"/>
+          <w:rFonts w:ascii="Arial" w:hAnsi="Arial"/>
           <w:b/>
-          <w:color w:val="0D7C78"/>
-          <w:sz w:val="20"/>
-          <w:lang w:val="es-CL"/>
+          <w:color w:val="008A8A"/>
         </w:rPr>
-        <w:t>•</w:t>
+        <w:t>•  Decisiones de diseño registradas: AD-IA-001 para Azure OpenAI configurable y pgvector en Supabase; AD-ARQ-001 para la arquitectura híbrida Vercel-Supabase-Azure y Vercel Sandbox.</w:t>
       </w:r>
       <w:r>
         <w:rPr>
-          <w:rFonts w:ascii="Calibri" w:hAnsi="Calibri" w:eastAsia="Calibri"/>
-          <w:color w:val="222222"/>
-          <w:sz w:val="20"/>
-          <w:lang w:val="es-CL"/>
+          <w:rFonts w:ascii="Arial" w:hAnsi="Arial"/>
+          <w:b w:val="0"/>
+          <w:color w:val="212529"/>
         </w:rPr>
-        <w:t xml:space="preserve">  Decisiones técnicas abiertas que se registrarán en Informe_ERS_Alunza.docx y Product_Backlog_Alunza.xlsx.</w:t>
       </w:r>
     </w:p>
     <w:p>
@@ -1114,27 +1366,26 @@
       </w:pPr>
       <w:r>
         <w:rPr>
-          <w:rFonts w:ascii="Calibri" w:hAnsi="Calibri" w:eastAsia="Calibri"/>
+          <w:rFonts w:ascii="Arial" w:hAnsi="Arial"/>
           <w:b/>
-          <w:color w:val="0D7C78"/>
-          <w:sz w:val="20"/>
-          <w:lang w:val="es-CL"/>
+          <w:color w:val="008A8A"/>
         </w:rPr>
-        <w:t>•</w:t>
+        <w:t xml:space="preserve">•  </w:t>
       </w:r>
       <w:r>
         <w:rPr>
-          <w:rFonts w:ascii="Calibri" w:hAnsi="Calibri" w:eastAsia="Calibri"/>
-          <w:color w:val="222222"/>
-          <w:sz w:val="20"/>
-          <w:lang w:val="es-CL"/>
+          <w:rFonts w:ascii="Arial" w:hAnsi="Arial"/>
+          <w:b w:val="0"/>
+          <w:color w:val="212529"/>
         </w:rPr>
-        <w:t xml:space="preserve">  Objetivo del Sprint 2: repositorio, base del proyecto, autenticación, roles, clases e inscripción.</w:t>
+        <w:t>Objetivo del Sprint 2: repositorio, base del proyecto, autenticación, roles, clases e inscripción.</w:t>
       </w:r>
     </w:p>
     <w:p>
       <w:pPr>
         <w:pStyle w:val="AlunzaSection"/>
+        <w:keepNext/>
+        <w:spacing w:before="120" w:after="60"/>
       </w:pPr>
       <w:r>
         <w:rPr>
@@ -1172,7 +1423,7 @@
           <w:sz w:val="20"/>
           <w:lang w:val="es-CL"/>
         </w:rPr>
-        <w:t>Se realizó un ensayo cronometrado de la presentación y una revisión final del paquete documental. El equipo acordó evitar afirmaciones no verificadas sobre efectividad pedagógica, precisión de IA o viabilidad comercial. La exposición destacará el flujo dorado, la evaluación determinística, el RAG mínimo y las señales explicables. Para la transición al desarrollo se fijó el Sprint 2, primer sprint de desarrollo, centrado en la plataforma base: estructura del repositorio, integración continua inicial, Docker, autenticación, roles, creación de clase e inscripción mediante código. Las decisiones técnicas abiertas se resolverán por seguridad, facilidad de prueba, experiencia del equipo y capacidad de despliegue reproducible.</w:t>
+        <w:t>Se realizó un ensayo cronometrado y una revisión final previa a aprobación interna. Antes de esa aprobación quedaron cerrados documentalmente al 02-09-2026 la presentación, los mockups, los backlogs y el resto del paquete de Fase 1. El contenido quedó listo para someterse a la retrospectiva del equipo del mismo día; esto no equivale a aprobación docente ni a software implementado. C-022 a C-024 se transfirieron a Sprint 2 como trabajo técnico. La revisión técnica del 04/09/2026 formalizó AD-ARQ-001: S2 parte con Next.js/Vercel, NestJS/Azure Container Apps y Supabase Auth/PostgreSQL/RLS; Vercel Sandbox y el flujo IA/RAG se validarán en seguridad, latencia, costo y límites sin reabrir la selección de proveedor.</w:t>
       </w:r>
     </w:p>
     <w:p>
@@ -1183,6 +1434,8 @@
     <w:p>
       <w:pPr>
         <w:pStyle w:val="AlunzaSection"/>
+        <w:keepNext/>
+        <w:spacing w:before="120" w:after="60"/>
       </w:pPr>
       <w:r>
         <w:rPr>
@@ -1353,7 +1606,9 @@
               <w:spacing w:before="0" w:after="0" w:line="240" w:lineRule="auto"/>
               <w:jc w:val="left"/>
             </w:pPr>
-            <w:r/>
+            <w:r>
+              <w:t>Dar por cerrados documentalmente al 02-09-2026 la presentación, los mockups, los backlogs y el paquete completo de Fase 1 antes de remitirlo a aprobación interna.</w:t>
+            </w:r>
             <w:r>
               <w:rPr>
                 <w:rFonts w:ascii="Calibri" w:hAnsi="Calibri" w:eastAsia="Calibri"/>
@@ -1363,7 +1618,6 @@
                 <w:sz w:val="18"/>
                 <w:lang w:val="es-CL"/>
               </w:rPr>
-              <w:t>Aprobar el paquete de Fase 1 tras verificar archivos, referencias y consistencia documental.</w:t>
             </w:r>
           </w:p>
         </w:tc>
@@ -1422,7 +1676,9 @@
               <w:spacing w:before="0" w:after="0" w:line="240" w:lineRule="auto"/>
               <w:jc w:val="left"/>
             </w:pPr>
-            <w:r/>
+            <w:r>
+              <w:t>Mantener Informe_ERS_Alunza.docx versión 1.3 como fuente principal de verdad técnica y registrar cualquier cambio de alcance, arquitectura o prioridad desde el Sprint 2.</w:t>
+            </w:r>
             <w:r>
               <w:rPr>
                 <w:rFonts w:ascii="Calibri" w:hAnsi="Calibri" w:eastAsia="Calibri"/>
@@ -1432,7 +1688,6 @@
                 <w:sz w:val="18"/>
                 <w:lang w:val="es-CL"/>
               </w:rPr>
-              <w:t>Mantener Informe_ERS_Alunza.docx como línea base funcional y registrar cualquier cambio de alcance, arquitectura o prioridad desde el Sprint 2.</w:t>
             </w:r>
           </w:p>
         </w:tc>
@@ -1493,7 +1748,9 @@
               <w:spacing w:before="0" w:after="0" w:line="240" w:lineRule="auto"/>
               <w:jc w:val="left"/>
             </w:pPr>
-            <w:r/>
+            <w:r>
+              <w:t>Transferir C-022 a C-024 como trabajo técnico de Sprint 2 y priorizar Next.js/Vercel, Supabase Auth/RLS, NestJS/Azure, GitHub Actions y validación operativa de Sandbox/RAG antes de ampliar el alcance.</w:t>
+            </w:r>
             <w:r>
               <w:rPr>
                 <w:rFonts w:ascii="Calibri" w:hAnsi="Calibri" w:eastAsia="Calibri"/>
@@ -1503,7 +1760,6 @@
                 <w:sz w:val="18"/>
                 <w:lang w:val="es-CL"/>
               </w:rPr>
-              <w:t>Priorizar autenticación, roles, clases e inscripción antes de actividades, IA, RAG y dashboard.</w:t>
             </w:r>
           </w:p>
         </w:tc>
@@ -1512,6 +1768,8 @@
     <w:p>
       <w:pPr>
         <w:pStyle w:val="AlunzaSection"/>
+        <w:keepNext/>
+        <w:spacing w:before="120" w:after="60"/>
       </w:pPr>
       <w:r>
         <w:rPr>
@@ -1579,17 +1837,23 @@
               <w:spacing w:before="0" w:after="0" w:line="240" w:lineRule="auto"/>
               <w:jc w:val="left"/>
             </w:pPr>
-            <w:r/>
             <w:r>
               <w:rPr>
-                <w:rFonts w:ascii="Calibri" w:hAnsi="Calibri" w:eastAsia="Calibri"/>
+                <w:rFonts w:ascii="Arial" w:hAnsi="Arial"/>
+                <w:b/>
+                <w:color w:val="FFFFFF"/>
+              </w:rPr>
+              <w:t>ID, actividad y estado</w:t>
+            </w:r>
+            <w:r>
+              <w:rPr>
+                <w:rFonts w:ascii="Arial" w:hAnsi="Arial" w:eastAsia="Calibri"/>
                 <w:b/>
                 <w:i w:val="0"/>
                 <w:color w:val="FFFFFF"/>
                 <w:sz w:val="18"/>
                 <w:lang w:val="es-CL"/>
               </w:rPr>
-              <w:t>Actividad comprometida</w:t>
             </w:r>
           </w:p>
         </w:tc>
@@ -1612,7 +1876,12 @@
               <w:spacing w:before="0" w:after="0" w:line="240" w:lineRule="auto"/>
               <w:jc w:val="center"/>
             </w:pPr>
-            <w:r/>
+            <w:r>
+              <w:rPr>
+                <w:b/>
+                <w:color w:val="FFFFFF"/>
+              </w:rPr>
+            </w:r>
             <w:r>
               <w:rPr>
                 <w:rFonts w:ascii="Calibri" w:hAnsi="Calibri" w:eastAsia="Calibri"/>
@@ -1645,7 +1914,13 @@
               <w:spacing w:before="0" w:after="0" w:line="240" w:lineRule="auto"/>
               <w:jc w:val="center"/>
             </w:pPr>
-            <w:r/>
+            <w:r>
+              <w:rPr>
+                <w:b/>
+                <w:color w:val="FFFFFF"/>
+              </w:rPr>
+              <w:t>Plazo</w:t>
+            </w:r>
             <w:r>
               <w:rPr>
                 <w:rFonts w:ascii="Calibri" w:hAnsi="Calibri" w:eastAsia="Calibri"/>
@@ -1655,7 +1930,6 @@
                 <w:sz w:val="18"/>
                 <w:lang w:val="es-CL"/>
               </w:rPr>
-              <w:t>Fecha</w:t>
             </w:r>
           </w:p>
         </w:tc>
@@ -1683,7 +1957,9 @@
               <w:spacing w:before="0" w:after="0" w:line="240" w:lineRule="auto"/>
               <w:jc w:val="left"/>
             </w:pPr>
-            <w:r/>
+            <w:r>
+              <w:t>C-022 · Implementar la base del frontend, la navegación por rol y los estados principales de interfaz. Estado: Transferido a Sprint 2.</w:t>
+            </w:r>
             <w:r>
               <w:rPr>
                 <w:rFonts w:ascii="Calibri" w:hAnsi="Calibri" w:eastAsia="Calibri"/>
@@ -1693,7 +1969,6 @@
                 <w:sz w:val="18"/>
                 <w:lang w:val="es-CL"/>
               </w:rPr>
-              <w:t>Guardar la versión final de Presentacion_Alunza_CAPSTONE_Fase1.pptx y de los mockups aprobados.</w:t>
             </w:r>
           </w:p>
         </w:tc>
@@ -1749,7 +2024,9 @@
               <w:spacing w:before="0" w:after="0" w:line="240" w:lineRule="auto"/>
               <w:jc w:val="center"/>
             </w:pPr>
-            <w:r/>
+            <w:r>
+              <w:t>Durante S2</w:t>
+            </w:r>
             <w:r>
               <w:rPr>
                 <w:rFonts w:ascii="Calibri" w:hAnsi="Calibri" w:eastAsia="Calibri"/>
@@ -1759,7 +2036,6 @@
                 <w:sz w:val="18"/>
                 <w:lang w:val="es-CL"/>
               </w:rPr>
-              <w:t>04-09-2026</w:t>
             </w:r>
           </w:p>
         </w:tc>
@@ -1786,7 +2062,9 @@
               <w:spacing w:before="0" w:after="0" w:line="240" w:lineRule="auto"/>
               <w:jc w:val="left"/>
             </w:pPr>
-            <w:r/>
+            <w:r>
+              <w:t>C-023 · Implementar GitHub Actions, previews Vercel, Supabase Auth/JWT, guardas NestJS, RLS, migraciones y entorno local con Docker Compose. Estado: Transferido a Sprint 2.</w:t>
+            </w:r>
             <w:r>
               <w:rPr>
                 <w:rFonts w:ascii="Calibri" w:hAnsi="Calibri" w:eastAsia="Calibri"/>
@@ -1796,7 +2074,6 @@
                 <w:sz w:val="18"/>
                 <w:lang w:val="es-CL"/>
               </w:rPr>
-              <w:t>Cerrar Product_Backlog_Alunza.xlsx, la arquitectura backend y la matriz de permisos.</w:t>
             </w:r>
           </w:p>
         </w:tc>
@@ -1850,7 +2127,9 @@
               <w:spacing w:before="0" w:after="0" w:line="240" w:lineRule="auto"/>
               <w:jc w:val="center"/>
             </w:pPr>
-            <w:r/>
+            <w:r>
+              <w:t>Durante S2</w:t>
+            </w:r>
             <w:r>
               <w:rPr>
                 <w:rFonts w:ascii="Calibri" w:hAnsi="Calibri" w:eastAsia="Calibri"/>
@@ -1860,7 +2139,6 @@
                 <w:sz w:val="18"/>
                 <w:lang w:val="es-CL"/>
               </w:rPr>
-              <w:t>04-09-2026</w:t>
             </w:r>
           </w:p>
         </w:tc>
@@ -1888,7 +2166,9 @@
               <w:spacing w:before="0" w:after="0" w:line="240" w:lineRule="auto"/>
               <w:jc w:val="left"/>
             </w:pPr>
-            <w:r/>
+            <w:r>
+              <w:t>C-024 · Validar Vercel Sandbox e IA/RAG en seguridad, latencia, costo, límites, región, datos y fallbacks. Estado: Transferido a Sprint 2.</w:t>
+            </w:r>
             <w:r>
               <w:rPr>
                 <w:rFonts w:ascii="Calibri" w:hAnsi="Calibri" w:eastAsia="Calibri"/>
@@ -1898,7 +2178,6 @@
                 <w:sz w:val="18"/>
                 <w:lang w:val="es-CL"/>
               </w:rPr>
-              <w:t>Verificar el modelo de datos, el plan de pruebas y el registro de riesgos.</w:t>
             </w:r>
           </w:p>
         </w:tc>
@@ -1954,7 +2233,9 @@
               <w:spacing w:before="0" w:after="0" w:line="240" w:lineRule="auto"/>
               <w:jc w:val="center"/>
             </w:pPr>
-            <w:r/>
+            <w:r>
+              <w:t>Durante S2</w:t>
+            </w:r>
             <w:r>
               <w:rPr>
                 <w:rFonts w:ascii="Calibri" w:hAnsi="Calibri" w:eastAsia="Calibri"/>
@@ -1964,7 +2245,6 @@
                 <w:sz w:val="18"/>
                 <w:lang w:val="es-CL"/>
               </w:rPr>
-              <w:t>04-09-2026</w:t>
             </w:r>
           </w:p>
         </w:tc>
@@ -1973,6 +2253,8 @@
     <w:p>
       <w:pPr>
         <w:pStyle w:val="AlunzaSection"/>
+        <w:keepNext/>
+        <w:spacing w:before="120" w:after="60"/>
       </w:pPr>
       <w:r>
         <w:rPr>
@@ -2003,22 +2285,19 @@
       </w:pPr>
       <w:r>
         <w:rPr>
-          <w:rFonts w:ascii="Calibri" w:hAnsi="Calibri" w:eastAsia="Calibri"/>
+          <w:rFonts w:ascii="Arial" w:hAnsi="Arial"/>
           <w:b/>
-          <w:color w:val="0D7C78"/>
-          <w:sz w:val="20"/>
-          <w:lang w:val="es-CL"/>
+          <w:color w:val="008A8A"/>
         </w:rPr>
-        <w:t>•</w:t>
+        <w:t xml:space="preserve">•  </w:t>
       </w:r>
       <w:r>
         <w:rPr>
-          <w:rFonts w:ascii="Calibri" w:hAnsi="Calibri" w:eastAsia="Calibri"/>
-          <w:color w:val="222222"/>
-          <w:sz w:val="20"/>
-          <w:lang w:val="es-CL"/>
+          <w:rFonts w:ascii="Arial" w:hAnsi="Arial"/>
+          <w:b w:val="0"/>
+          <w:color w:val="212529"/>
         </w:rPr>
-        <w:t xml:space="preserve">  Entregar documentos visualmente correctos pero con enlaces, nombres o versiones inconsistentes.</w:t>
+        <w:t>Confundir el cierre documental de Fase 1 con la ejecución técnica transferida a Sprint 2.</w:t>
       </w:r>
     </w:p>
     <w:p>
@@ -2029,27 +2308,26 @@
       </w:pPr>
       <w:r>
         <w:rPr>
-          <w:rFonts w:ascii="Calibri" w:hAnsi="Calibri" w:eastAsia="Calibri"/>
+          <w:rFonts w:ascii="Arial" w:hAnsi="Arial"/>
           <w:b/>
-          <w:color w:val="0D7C78"/>
-          <w:sz w:val="20"/>
-          <w:lang w:val="es-CL"/>
+          <w:color w:val="008A8A"/>
         </w:rPr>
-        <w:t>•</w:t>
+        <w:t xml:space="preserve">•  </w:t>
       </w:r>
       <w:r>
         <w:rPr>
-          <w:rFonts w:ascii="Calibri" w:hAnsi="Calibri" w:eastAsia="Calibri"/>
-          <w:color w:val="222222"/>
-          <w:sz w:val="20"/>
-          <w:lang w:val="es-CL"/>
+          <w:rFonts w:ascii="Arial" w:hAnsi="Arial"/>
+          <w:b w:val="0"/>
+          <w:color w:val="212529"/>
         </w:rPr>
-        <w:t xml:space="preserve">  Comenzar IA o RAG antes de que la base de autenticación, datos y permisos esté integrada y probada.</w:t>
+        <w:t>Comenzar IA o RAG antes de que la base de autenticación, datos y permisos esté integrada y probada.</w:t>
       </w:r>
     </w:p>
     <w:p>
       <w:pPr>
         <w:pStyle w:val="AlunzaSection"/>
+        <w:keepNext/>
+        <w:spacing w:before="120" w:after="60"/>
       </w:pPr>
       <w:r>
         <w:rPr>
@@ -2287,7 +2565,7 @@
                 <w:sz w:val="18"/>
                 <w:lang w:val="es-CL"/>
               </w:rPr>
-              <w:t>Observación: Los acuerdos, responsables y fechas consignados en esta minuta fueron revisados y aprobados por el equipo Alunza.</w:t>
+              <w:t>Observación: esta minuta registra el cierre documental completo de presentación, mockups, backlogs y demás artefactos de Fase 1 antes de la aprobación interna del equipo. Cada uno de C-022 a C-024 quedó con estado Transferido a Sprint 2; no existen pendientes documentales de Fase 1 ni aprobación docente, y no se declara software implementado.</w:t>
             </w:r>
             <w:r>
               <w:rPr>
@@ -2296,7 +2574,6 @@
                 <w:sz w:val="18"/>
                 <w:lang w:val="es-CL"/>
               </w:rPr>
-              <w:t/>
             </w:r>
           </w:p>
         </w:tc>
@@ -2305,6 +2582,10 @@
     <w:sectPr>
       <w:headerReference w:type="default" r:id="rId9"/>
       <w:footerReference w:type="default" r:id="rId10"/>
+      <w:headerReference w:type="first" r:id="rId11"/>
+      <w:headerReference w:type="even" r:id="rId12"/>
+      <w:footerReference w:type="first" r:id="rId13"/>
+      <w:footerReference w:type="even" r:id="rId14"/>
       <w:pgSz w:w="11906" w:h="16838"/>
       <w:pgMar w:top="965" w:right="965" w:bottom="965" w:left="965" w:header="312" w:footer="312" w:gutter="0"/>
       <w:cols w:space="720"/>
@@ -2348,6 +2629,26 @@
 </w:ftr>
 </file>
 
+<file path=word/footer2.xml><?xml version="1.0" encoding="utf-8"?>
+<w:ftr xmlns:m="http://schemas.openxmlformats.org/officeDocument/2006/math" xmlns:mc="http://schemas.openxmlformats.org/markup-compatibility/2006" xmlns:mo="http://schemas.microsoft.com/office/mac/office/2008/main" xmlns:mv="urn:schemas-microsoft-com:mac:vml" xmlns:o="urn:schemas-microsoft-com:office:office" xmlns:r="http://schemas.openxmlformats.org/officeDocument/2006/relationships" xmlns:v="urn:schemas-microsoft-com:vml" xmlns:w10="urn:schemas-microsoft-com:office:word" xmlns:w14="http://schemas.microsoft.com/office/word/2010/wordml" xmlns:w="http://schemas.openxmlformats.org/wordprocessingml/2006/main" xmlns:wne="http://schemas.microsoft.com/office/word/2006/wordml" xmlns:wp14="http://schemas.microsoft.com/office/word/2010/wordprocessingDrawing" xmlns:wp="http://schemas.openxmlformats.org/drawingml/2006/wordprocessingDrawing" xmlns:wpc="http://schemas.microsoft.com/office/word/2010/wordprocessingCanvas" xmlns:wpg="http://schemas.microsoft.com/office/word/2010/wordprocessingGroup" xmlns:wpi="http://schemas.microsoft.com/office/word/2010/wordprocessingInk" xmlns:wps="http://schemas.microsoft.com/office/word/2010/wordprocessingShape" mc:Ignorable="w14 wp14">
+  <w:p>
+    <w:pPr>
+      <w:pStyle w:val="Footer"/>
+    </w:pPr>
+  </w:p>
+</w:ftr>
+</file>
+
+<file path=word/footer3.xml><?xml version="1.0" encoding="utf-8"?>
+<w:ftr xmlns:m="http://schemas.openxmlformats.org/officeDocument/2006/math" xmlns:mc="http://schemas.openxmlformats.org/markup-compatibility/2006" xmlns:mo="http://schemas.microsoft.com/office/mac/office/2008/main" xmlns:mv="urn:schemas-microsoft-com:mac:vml" xmlns:o="urn:schemas-microsoft-com:office:office" xmlns:r="http://schemas.openxmlformats.org/officeDocument/2006/relationships" xmlns:v="urn:schemas-microsoft-com:vml" xmlns:w10="urn:schemas-microsoft-com:office:word" xmlns:w14="http://schemas.microsoft.com/office/word/2010/wordml" xmlns:w="http://schemas.openxmlformats.org/wordprocessingml/2006/main" xmlns:wne="http://schemas.microsoft.com/office/word/2006/wordml" xmlns:wp14="http://schemas.microsoft.com/office/word/2010/wordprocessingDrawing" xmlns:wp="http://schemas.openxmlformats.org/drawingml/2006/wordprocessingDrawing" xmlns:wpc="http://schemas.microsoft.com/office/word/2010/wordprocessingCanvas" xmlns:wpg="http://schemas.microsoft.com/office/word/2010/wordprocessingGroup" xmlns:wpi="http://schemas.microsoft.com/office/word/2010/wordprocessingInk" xmlns:wps="http://schemas.microsoft.com/office/word/2010/wordprocessingShape" mc:Ignorable="w14 wp14">
+  <w:p>
+    <w:pPr>
+      <w:pStyle w:val="Footer"/>
+    </w:pPr>
+  </w:p>
+</w:ftr>
+</file>
+
 <file path=word/header1.xml><?xml version="1.0" encoding="utf-8"?>
 <w:hdr xmlns:m="http://schemas.openxmlformats.org/officeDocument/2006/math" xmlns:mc="http://schemas.openxmlformats.org/markup-compatibility/2006" xmlns:mo="http://schemas.microsoft.com/office/mac/office/2008/main" xmlns:mv="urn:schemas-microsoft-com:mac:vml" xmlns:o="urn:schemas-microsoft-com:office:office" xmlns:r="http://schemas.openxmlformats.org/officeDocument/2006/relationships" xmlns:v="urn:schemas-microsoft-com:vml" xmlns:w10="urn:schemas-microsoft-com:office:word" xmlns:w14="http://schemas.microsoft.com/office/word/2010/wordml" xmlns:w="http://schemas.openxmlformats.org/wordprocessingml/2006/main" xmlns:wne="http://schemas.microsoft.com/office/word/2006/wordml" xmlns:wp14="http://schemas.microsoft.com/office/word/2010/wordprocessingDrawing" xmlns:wp="http://schemas.openxmlformats.org/drawingml/2006/wordprocessingDrawing" xmlns:wpc="http://schemas.microsoft.com/office/word/2010/wordprocessingCanvas" xmlns:wpg="http://schemas.microsoft.com/office/word/2010/wordprocessingGroup" xmlns:wpi="http://schemas.microsoft.com/office/word/2010/wordprocessingInk" xmlns:wps="http://schemas.microsoft.com/office/word/2010/wordprocessingShape" mc:Ignorable="w14 wp14">
   <w:p>
@@ -2370,6 +2671,26 @@
       </w:rPr>
       <w:t>ALUNZA  |  TUTOR UNIVERSITARIO INTELIGENTE PARA PROGRAMACIÓN I  |  CAPSTONE 2026-2</w:t>
     </w:r>
+  </w:p>
+</w:hdr>
+</file>
+
+<file path=word/header2.xml><?xml version="1.0" encoding="utf-8"?>
+<w:hdr xmlns:m="http://schemas.openxmlformats.org/officeDocument/2006/math" xmlns:mc="http://schemas.openxmlformats.org/markup-compatibility/2006" xmlns:mo="http://schemas.microsoft.com/office/mac/office/2008/main" xmlns:mv="urn:schemas-microsoft-com:mac:vml" xmlns:o="urn:schemas-microsoft-com:office:office" xmlns:r="http://schemas.openxmlformats.org/officeDocument/2006/relationships" xmlns:v="urn:schemas-microsoft-com:vml" xmlns:w10="urn:schemas-microsoft-com:office:word" xmlns:w14="http://schemas.microsoft.com/office/word/2010/wordml" xmlns:w="http://schemas.openxmlformats.org/wordprocessingml/2006/main" xmlns:wne="http://schemas.microsoft.com/office/word/2006/wordml" xmlns:wp14="http://schemas.microsoft.com/office/word/2010/wordprocessingDrawing" xmlns:wp="http://schemas.openxmlformats.org/drawingml/2006/wordprocessingDrawing" xmlns:wpc="http://schemas.microsoft.com/office/word/2010/wordprocessingCanvas" xmlns:wpg="http://schemas.microsoft.com/office/word/2010/wordprocessingGroup" xmlns:wpi="http://schemas.microsoft.com/office/word/2010/wordprocessingInk" xmlns:wps="http://schemas.microsoft.com/office/word/2010/wordprocessingShape" mc:Ignorable="w14 wp14">
+  <w:p>
+    <w:pPr>
+      <w:pStyle w:val="Header"/>
+    </w:pPr>
+  </w:p>
+</w:hdr>
+</file>
+
+<file path=word/header3.xml><?xml version="1.0" encoding="utf-8"?>
+<w:hdr xmlns:m="http://schemas.openxmlformats.org/officeDocument/2006/math" xmlns:mc="http://schemas.openxmlformats.org/markup-compatibility/2006" xmlns:mo="http://schemas.microsoft.com/office/mac/office/2008/main" xmlns:mv="urn:schemas-microsoft-com:mac:vml" xmlns:o="urn:schemas-microsoft-com:office:office" xmlns:r="http://schemas.openxmlformats.org/officeDocument/2006/relationships" xmlns:v="urn:schemas-microsoft-com:vml" xmlns:w10="urn:schemas-microsoft-com:office:word" xmlns:w14="http://schemas.microsoft.com/office/word/2010/wordml" xmlns:w="http://schemas.openxmlformats.org/wordprocessingml/2006/main" xmlns:wne="http://schemas.microsoft.com/office/word/2006/wordml" xmlns:wp14="http://schemas.microsoft.com/office/word/2010/wordprocessingDrawing" xmlns:wp="http://schemas.openxmlformats.org/drawingml/2006/wordprocessingDrawing" xmlns:wpc="http://schemas.microsoft.com/office/word/2010/wordprocessingCanvas" xmlns:wpg="http://schemas.microsoft.com/office/word/2010/wordprocessingGroup" xmlns:wpi="http://schemas.microsoft.com/office/word/2010/wordprocessingInk" xmlns:wps="http://schemas.microsoft.com/office/word/2010/wordprocessingShape" mc:Ignorable="w14 wp14">
+  <w:p>
+    <w:pPr>
+      <w:pStyle w:val="Header"/>
+    </w:pPr>
   </w:p>
 </w:hdr>
 </file>
@@ -2736,7 +3057,6 @@
   <w:style w:type="paragraph" w:default="1" w:styleId="Normal">
     <w:name w:val="Normal"/>
     <w:qFormat/>
-    <w:rsid w:val="00FC693F"/>
     <w:pPr>
       <w:widowControl/>
       <w:spacing w:after="80" w:line="259" w:lineRule="auto"/>
@@ -2753,7 +3073,6 @@
     <w:link w:val="HeaderChar"/>
     <w:uiPriority w:val="99"/>
     <w:unhideWhenUsed/>
-    <w:rsid w:val="00E618BF"/>
     <w:pPr>
       <w:tabs>
         <w:tab w:val="center" w:pos="4680"/>
@@ -2767,7 +3086,6 @@
     <w:basedOn w:val="DefaultParagraphFont"/>
     <w:link w:val="Header"/>
     <w:uiPriority w:val="99"/>
-    <w:rsid w:val="00E618BF"/>
   </w:style>
   <w:style w:type="paragraph" w:styleId="Footer">
     <w:name w:val="footer"/>
@@ -2775,7 +3093,6 @@
     <w:link w:val="FooterChar"/>
     <w:uiPriority w:val="99"/>
     <w:unhideWhenUsed/>
-    <w:rsid w:val="00E618BF"/>
     <w:pPr>
       <w:tabs>
         <w:tab w:val="center" w:pos="4680"/>
@@ -2789,7 +3106,6 @@
     <w:basedOn w:val="DefaultParagraphFont"/>
     <w:link w:val="Footer"/>
     <w:uiPriority w:val="99"/>
-    <w:rsid w:val="00E618BF"/>
   </w:style>
   <w:style w:type="paragraph" w:styleId="Heading1">
     <w:name w:val="heading 1"/>
@@ -2798,7 +3114,6 @@
     <w:link w:val="Heading1Char"/>
     <w:uiPriority w:val="9"/>
     <w:qFormat/>
-    <w:rsid w:val="00FC693F"/>
     <w:pPr>
       <w:keepNext/>
       <w:keepLines/>
@@ -2822,7 +3137,6 @@
     <w:uiPriority w:val="9"/>
     <w:unhideWhenUsed/>
     <w:qFormat/>
-    <w:rsid w:val="00FC693F"/>
     <w:pPr>
       <w:keepNext/>
       <w:keepLines/>
@@ -2846,7 +3160,6 @@
     <w:uiPriority w:val="9"/>
     <w:unhideWhenUsed/>
     <w:qFormat/>
-    <w:rsid w:val="00FC693F"/>
     <w:pPr>
       <w:keepNext/>
       <w:keepLines/>
@@ -2869,7 +3182,6 @@
     <w:semiHidden/>
     <w:unhideWhenUsed/>
     <w:qFormat/>
-    <w:rsid w:val="00FC693F"/>
     <w:pPr>
       <w:keepNext/>
       <w:keepLines/>
@@ -2894,7 +3206,6 @@
     <w:semiHidden/>
     <w:unhideWhenUsed/>
     <w:qFormat/>
-    <w:rsid w:val="00FC693F"/>
     <w:pPr>
       <w:keepNext/>
       <w:keepLines/>
@@ -2915,7 +3226,6 @@
     <w:semiHidden/>
     <w:unhideWhenUsed/>
     <w:qFormat/>
-    <w:rsid w:val="00FC693F"/>
     <w:pPr>
       <w:keepNext/>
       <w:keepLines/>
@@ -2938,7 +3248,6 @@
     <w:semiHidden/>
     <w:unhideWhenUsed/>
     <w:qFormat/>
-    <w:rsid w:val="00FC693F"/>
     <w:pPr>
       <w:keepNext/>
       <w:keepLines/>
@@ -2961,7 +3270,6 @@
     <w:semiHidden/>
     <w:unhideWhenUsed/>
     <w:qFormat/>
-    <w:rsid w:val="00FC693F"/>
     <w:pPr>
       <w:keepNext/>
       <w:keepLines/>
@@ -2984,7 +3292,6 @@
     <w:semiHidden/>
     <w:unhideWhenUsed/>
     <w:qFormat/>
-    <w:rsid w:val="00FC693F"/>
     <w:pPr>
       <w:keepNext/>
       <w:keepLines/>
@@ -3031,7 +3338,6 @@
     <w:name w:val="No Spacing"/>
     <w:uiPriority w:val="1"/>
     <w:qFormat/>
-    <w:rsid w:val="00FC693F"/>
     <w:pPr>
       <w:spacing w:after="0" w:line="240" w:lineRule="auto"/>
     </w:pPr>
@@ -3041,7 +3347,6 @@
     <w:basedOn w:val="DefaultParagraphFont"/>
     <w:link w:val="Heading1"/>
     <w:uiPriority w:val="9"/>
-    <w:rsid w:val="00FC693F"/>
     <w:rPr>
       <w:rFonts w:asciiTheme="majorHAnsi" w:eastAsiaTheme="majorEastAsia" w:hAnsiTheme="majorHAnsi" w:cstheme="majorBidi"/>
       <w:b/>
@@ -3056,7 +3361,6 @@
     <w:basedOn w:val="DefaultParagraphFont"/>
     <w:link w:val="Heading2"/>
     <w:uiPriority w:val="9"/>
-    <w:rsid w:val="00FC693F"/>
     <w:rPr>
       <w:rFonts w:asciiTheme="majorHAnsi" w:eastAsiaTheme="majorEastAsia" w:hAnsiTheme="majorHAnsi" w:cstheme="majorBidi"/>
       <w:b/>
@@ -3071,7 +3375,6 @@
     <w:basedOn w:val="DefaultParagraphFont"/>
     <w:link w:val="Heading3"/>
     <w:uiPriority w:val="9"/>
-    <w:rsid w:val="00FC693F"/>
     <w:rPr>
       <w:rFonts w:asciiTheme="majorHAnsi" w:eastAsiaTheme="majorEastAsia" w:hAnsiTheme="majorHAnsi" w:cstheme="majorBidi"/>
       <w:b/>
@@ -3086,7 +3389,6 @@
     <w:link w:val="TitleChar"/>
     <w:uiPriority w:val="10"/>
     <w:qFormat/>
-    <w:rsid w:val="00FC693F"/>
     <w:pPr>
       <w:pBdr>
         <w:bottom w:val="single" w:sz="8" w:space="4" w:color="4F81BD" w:themeColor="accent1"/>
@@ -3108,7 +3410,6 @@
     <w:basedOn w:val="DefaultParagraphFont"/>
     <w:link w:val="Title"/>
     <w:uiPriority w:val="10"/>
-    <w:rsid w:val="00FC693F"/>
     <w:rPr>
       <w:rFonts w:asciiTheme="majorHAnsi" w:eastAsiaTheme="majorEastAsia" w:hAnsiTheme="majorHAnsi" w:cstheme="majorBidi"/>
       <w:color w:val="17365D" w:themeColor="text2" w:themeShade="BF"/>
@@ -3125,7 +3426,6 @@
     <w:link w:val="SubtitleChar"/>
     <w:uiPriority w:val="11"/>
     <w:qFormat/>
-    <w:rsid w:val="00FC693F"/>
     <w:pPr>
       <w:numPr>
         <w:ilvl w:val="1"/>
@@ -3146,7 +3446,6 @@
     <w:basedOn w:val="DefaultParagraphFont"/>
     <w:link w:val="Subtitle"/>
     <w:uiPriority w:val="11"/>
-    <w:rsid w:val="00FC693F"/>
     <w:rPr>
       <w:rFonts w:asciiTheme="majorHAnsi" w:eastAsiaTheme="majorEastAsia" w:hAnsiTheme="majorHAnsi" w:cstheme="majorBidi"/>
       <w:i/>
@@ -3162,7 +3461,6 @@
     <w:basedOn w:val="Normal"/>
     <w:uiPriority w:val="34"/>
     <w:qFormat/>
-    <w:rsid w:val="00FC693F"/>
     <w:pPr>
       <w:ind w:left="720"/>
       <w:contextualSpacing/>
@@ -3174,7 +3472,6 @@
     <w:link w:val="BodyTextChar"/>
     <w:uiPriority w:val="99"/>
     <w:unhideWhenUsed/>
-    <w:rsid w:val="00AA1D8D"/>
     <w:pPr>
       <w:spacing w:after="120"/>
     </w:pPr>
@@ -3184,7 +3481,6 @@
     <w:basedOn w:val="DefaultParagraphFont"/>
     <w:link w:val="BodyText"/>
     <w:uiPriority w:val="99"/>
-    <w:rsid w:val="00AA1D8D"/>
   </w:style>
   <w:style w:type="paragraph" w:styleId="BodyText2">
     <w:name w:val="Body Text 2"/>
@@ -3192,7 +3488,6 @@
     <w:link w:val="BodyText2Char"/>
     <w:uiPriority w:val="99"/>
     <w:unhideWhenUsed/>
-    <w:rsid w:val="00AA1D8D"/>
     <w:pPr>
       <w:spacing w:after="120" w:line="480" w:lineRule="auto"/>
     </w:pPr>
@@ -3202,7 +3497,6 @@
     <w:basedOn w:val="DefaultParagraphFont"/>
     <w:link w:val="BodyText2"/>
     <w:uiPriority w:val="99"/>
-    <w:rsid w:val="00AA1D8D"/>
   </w:style>
   <w:style w:type="paragraph" w:styleId="BodyText3">
     <w:name w:val="Body Text 3"/>
@@ -3210,7 +3504,6 @@
     <w:link w:val="BodyText3Char"/>
     <w:uiPriority w:val="99"/>
     <w:unhideWhenUsed/>
-    <w:rsid w:val="00AA1D8D"/>
     <w:pPr>
       <w:spacing w:after="120"/>
     </w:pPr>
@@ -3224,7 +3517,6 @@
     <w:basedOn w:val="DefaultParagraphFont"/>
     <w:link w:val="BodyText3"/>
     <w:uiPriority w:val="99"/>
-    <w:rsid w:val="00AA1D8D"/>
     <w:rPr>
       <w:sz w:val="16"/>
       <w:szCs w:val="16"/>
@@ -3235,7 +3527,6 @@
     <w:basedOn w:val="Normal"/>
     <w:uiPriority w:val="99"/>
     <w:unhideWhenUsed/>
-    <w:rsid w:val="00AA1D8D"/>
     <w:pPr>
       <w:ind w:left="360" w:hanging="360"/>
       <w:contextualSpacing/>
@@ -3246,7 +3537,6 @@
     <w:basedOn w:val="Normal"/>
     <w:uiPriority w:val="99"/>
     <w:unhideWhenUsed/>
-    <w:rsid w:val="00326F90"/>
     <w:pPr>
       <w:ind w:left="720" w:hanging="360"/>
       <w:contextualSpacing/>
@@ -3257,7 +3547,6 @@
     <w:basedOn w:val="Normal"/>
     <w:uiPriority w:val="99"/>
     <w:unhideWhenUsed/>
-    <w:rsid w:val="00326F90"/>
     <w:pPr>
       <w:ind w:left="1080" w:hanging="360"/>
       <w:contextualSpacing/>
@@ -3268,7 +3557,6 @@
     <w:basedOn w:val="Normal"/>
     <w:uiPriority w:val="99"/>
     <w:unhideWhenUsed/>
-    <w:rsid w:val="00326F90"/>
     <w:pPr>
       <w:numPr>
         <w:numId w:val="1"/>
@@ -3281,7 +3569,6 @@
     <w:basedOn w:val="Normal"/>
     <w:uiPriority w:val="99"/>
     <w:unhideWhenUsed/>
-    <w:rsid w:val="00326F90"/>
     <w:pPr>
       <w:numPr>
         <w:numId w:val="2"/>
@@ -3294,7 +3581,6 @@
     <w:basedOn w:val="Normal"/>
     <w:uiPriority w:val="99"/>
     <w:unhideWhenUsed/>
-    <w:rsid w:val="00326F90"/>
     <w:pPr>
       <w:numPr>
         <w:numId w:val="3"/>
@@ -3307,7 +3593,6 @@
     <w:basedOn w:val="Normal"/>
     <w:uiPriority w:val="99"/>
     <w:unhideWhenUsed/>
-    <w:rsid w:val="00326F90"/>
     <w:pPr>
       <w:numPr>
         <w:numId w:val="5"/>
@@ -3320,7 +3605,6 @@
     <w:basedOn w:val="Normal"/>
     <w:uiPriority w:val="99"/>
     <w:unhideWhenUsed/>
-    <w:rsid w:val="0029639D"/>
     <w:pPr>
       <w:numPr>
         <w:numId w:val="6"/>
@@ -3333,7 +3617,6 @@
     <w:basedOn w:val="Normal"/>
     <w:uiPriority w:val="99"/>
     <w:unhideWhenUsed/>
-    <w:rsid w:val="0029639D"/>
     <w:pPr>
       <w:numPr>
         <w:numId w:val="7"/>
@@ -3346,7 +3629,6 @@
     <w:basedOn w:val="Normal"/>
     <w:uiPriority w:val="99"/>
     <w:unhideWhenUsed/>
-    <w:rsid w:val="0029639D"/>
     <w:pPr>
       <w:spacing w:after="120"/>
       <w:ind w:left="360"/>
@@ -3358,7 +3640,6 @@
     <w:basedOn w:val="Normal"/>
     <w:uiPriority w:val="99"/>
     <w:unhideWhenUsed/>
-    <w:rsid w:val="0029639D"/>
     <w:pPr>
       <w:spacing w:after="120"/>
       <w:ind w:left="720"/>
@@ -3370,7 +3651,6 @@
     <w:basedOn w:val="Normal"/>
     <w:uiPriority w:val="99"/>
     <w:unhideWhenUsed/>
-    <w:rsid w:val="0029639D"/>
     <w:pPr>
       <w:spacing w:after="120"/>
       <w:ind w:left="1080"/>
@@ -3382,7 +3662,6 @@
     <w:link w:val="MacroTextChar"/>
     <w:uiPriority w:val="99"/>
     <w:unhideWhenUsed/>
-    <w:rsid w:val="0029639D"/>
     <w:pPr>
       <w:tabs>
         <w:tab w:val="left" w:pos="576"/>
@@ -3405,7 +3684,6 @@
     <w:basedOn w:val="DefaultParagraphFont"/>
     <w:link w:val="MacroText"/>
     <w:uiPriority w:val="99"/>
-    <w:rsid w:val="0029639D"/>
     <w:rPr>
       <w:rFonts w:ascii="Courier" w:hAnsi="Courier"/>
       <w:sz w:val="20"/>
@@ -3419,7 +3697,6 @@
     <w:link w:val="QuoteChar"/>
     <w:uiPriority w:val="29"/>
     <w:qFormat/>
-    <w:rsid w:val="00FC693F"/>
     <w:rPr>
       <w:i/>
       <w:iCs/>
@@ -3431,7 +3708,6 @@
     <w:basedOn w:val="DefaultParagraphFont"/>
     <w:link w:val="Quote"/>
     <w:uiPriority w:val="29"/>
-    <w:rsid w:val="00FC693F"/>
     <w:rPr>
       <w:i/>
       <w:iCs/>
@@ -3444,7 +3720,6 @@
     <w:link w:val="Heading4"/>
     <w:uiPriority w:val="9"/>
     <w:semiHidden/>
-    <w:rsid w:val="00FC693F"/>
     <w:rPr>
       <w:rFonts w:asciiTheme="majorHAnsi" w:eastAsiaTheme="majorEastAsia" w:hAnsiTheme="majorHAnsi" w:cstheme="majorBidi"/>
       <w:b/>
@@ -3460,7 +3735,6 @@
     <w:link w:val="Heading5"/>
     <w:uiPriority w:val="9"/>
     <w:semiHidden/>
-    <w:rsid w:val="00FC693F"/>
     <w:rPr>
       <w:rFonts w:asciiTheme="majorHAnsi" w:eastAsiaTheme="majorEastAsia" w:hAnsiTheme="majorHAnsi" w:cstheme="majorBidi"/>
       <w:color w:val="243F60" w:themeColor="accent1" w:themeShade="7F"/>
@@ -3472,7 +3746,6 @@
     <w:link w:val="Heading6"/>
     <w:uiPriority w:val="9"/>
     <w:semiHidden/>
-    <w:rsid w:val="00FC693F"/>
     <w:rPr>
       <w:rFonts w:asciiTheme="majorHAnsi" w:eastAsiaTheme="majorEastAsia" w:hAnsiTheme="majorHAnsi" w:cstheme="majorBidi"/>
       <w:i/>
@@ -3486,7 +3759,6 @@
     <w:link w:val="Heading7"/>
     <w:uiPriority w:val="9"/>
     <w:semiHidden/>
-    <w:rsid w:val="00FC693F"/>
     <w:rPr>
       <w:rFonts w:asciiTheme="majorHAnsi" w:eastAsiaTheme="majorEastAsia" w:hAnsiTheme="majorHAnsi" w:cstheme="majorBidi"/>
       <w:i/>
@@ -3500,7 +3772,6 @@
     <w:link w:val="Heading8"/>
     <w:uiPriority w:val="9"/>
     <w:semiHidden/>
-    <w:rsid w:val="00FC693F"/>
     <w:rPr>
       <w:rFonts w:asciiTheme="majorHAnsi" w:eastAsiaTheme="majorEastAsia" w:hAnsiTheme="majorHAnsi" w:cstheme="majorBidi"/>
       <w:color w:val="4F81BD" w:themeColor="accent1"/>
@@ -3514,7 +3785,6 @@
     <w:link w:val="Heading9"/>
     <w:uiPriority w:val="9"/>
     <w:semiHidden/>
-    <w:rsid w:val="00FC693F"/>
     <w:rPr>
       <w:rFonts w:asciiTheme="majorHAnsi" w:eastAsiaTheme="majorEastAsia" w:hAnsiTheme="majorHAnsi" w:cstheme="majorBidi"/>
       <w:i/>
@@ -3532,7 +3802,6 @@
     <w:semiHidden/>
     <w:unhideWhenUsed/>
     <w:qFormat/>
-    <w:rsid w:val="00FC693F"/>
     <w:pPr>
       <w:spacing w:line="240" w:lineRule="auto"/>
     </w:pPr>
@@ -3549,7 +3818,6 @@
     <w:basedOn w:val="DefaultParagraphFont"/>
     <w:uiPriority w:val="22"/>
     <w:qFormat/>
-    <w:rsid w:val="00FC693F"/>
     <w:rPr>
       <w:b/>
       <w:bCs/>
@@ -3560,7 +3828,6 @@
     <w:basedOn w:val="DefaultParagraphFont"/>
     <w:uiPriority w:val="20"/>
     <w:qFormat/>
-    <w:rsid w:val="00FC693F"/>
     <w:rPr>
       <w:i/>
       <w:iCs/>
@@ -3573,7 +3840,6 @@
     <w:link w:val="IntenseQuoteChar"/>
     <w:uiPriority w:val="30"/>
     <w:qFormat/>
-    <w:rsid w:val="00FC693F"/>
     <w:pPr>
       <w:pBdr>
         <w:bottom w:val="single" w:sz="4" w:space="4" w:color="4F81BD" w:themeColor="accent1"/>
@@ -3594,7 +3860,6 @@
     <w:basedOn w:val="DefaultParagraphFont"/>
     <w:link w:val="IntenseQuote"/>
     <w:uiPriority w:val="30"/>
-    <w:rsid w:val="00FC693F"/>
     <w:rPr>
       <w:b/>
       <w:bCs/>
@@ -3608,7 +3873,6 @@
     <w:basedOn w:val="DefaultParagraphFont"/>
     <w:uiPriority w:val="19"/>
     <w:qFormat/>
-    <w:rsid w:val="00FC693F"/>
     <w:rPr>
       <w:i/>
       <w:iCs/>
@@ -3620,7 +3884,6 @@
     <w:basedOn w:val="DefaultParagraphFont"/>
     <w:uiPriority w:val="21"/>
     <w:qFormat/>
-    <w:rsid w:val="00FC693F"/>
     <w:rPr>
       <w:b/>
       <w:bCs/>
@@ -3634,7 +3897,6 @@
     <w:basedOn w:val="DefaultParagraphFont"/>
     <w:uiPriority w:val="31"/>
     <w:qFormat/>
-    <w:rsid w:val="00FC693F"/>
     <w:rPr>
       <w:smallCaps/>
       <w:color w:val="C0504D" w:themeColor="accent2"/>
@@ -3646,7 +3908,6 @@
     <w:basedOn w:val="DefaultParagraphFont"/>
     <w:uiPriority w:val="32"/>
     <w:qFormat/>
-    <w:rsid w:val="00FC693F"/>
     <w:rPr>
       <w:b/>
       <w:bCs/>
@@ -3661,7 +3922,6 @@
     <w:basedOn w:val="DefaultParagraphFont"/>
     <w:uiPriority w:val="33"/>
     <w:qFormat/>
-    <w:rsid w:val="00FC693F"/>
     <w:rPr>
       <w:b/>
       <w:bCs/>
@@ -3677,7 +3937,6 @@
     <w:semiHidden/>
     <w:unhideWhenUsed/>
     <w:qFormat/>
-    <w:rsid w:val="00FC693F"/>
     <w:pPr>
       <w:outlineLvl w:val="9"/>
     </w:pPr>
@@ -3686,7 +3945,6 @@
     <w:name w:val="Table Grid"/>
     <w:basedOn w:val="TableNormal"/>
     <w:uiPriority w:val="59"/>
-    <w:rsid w:val="00FC693F"/>
     <w:pPr>
       <w:spacing w:after="0" w:line="240" w:lineRule="auto"/>
     </w:pPr>
@@ -3712,7 +3970,6 @@
     <w:name w:val="Light Shading"/>
     <w:basedOn w:val="TableNormal"/>
     <w:uiPriority w:val="60"/>
-    <w:rsid w:val="00FC693F"/>
     <w:pPr>
       <w:spacing w:after="0" w:line="240" w:lineRule="auto"/>
     </w:pPr>
@@ -3815,7 +4072,6 @@
     <w:name w:val="Light Shading Accent 1"/>
     <w:basedOn w:val="TableNormal"/>
     <w:uiPriority w:val="60"/>
-    <w:rsid w:val="00FC693F"/>
     <w:pPr>
       <w:spacing w:after="0" w:line="240" w:lineRule="auto"/>
     </w:pPr>
@@ -3918,7 +4174,6 @@
     <w:name w:val="Light Shading Accent 2"/>
     <w:basedOn w:val="TableNormal"/>
     <w:uiPriority w:val="60"/>
-    <w:rsid w:val="00FC693F"/>
     <w:pPr>
       <w:spacing w:after="0" w:line="240" w:lineRule="auto"/>
     </w:pPr>
@@ -4021,7 +4276,6 @@
     <w:name w:val="Light Shading Accent 3"/>
     <w:basedOn w:val="TableNormal"/>
     <w:uiPriority w:val="60"/>
-    <w:rsid w:val="00FC693F"/>
     <w:pPr>
       <w:spacing w:after="0" w:line="240" w:lineRule="auto"/>
     </w:pPr>
@@ -4124,7 +4378,6 @@
     <w:name w:val="Light Shading Accent 4"/>
     <w:basedOn w:val="TableNormal"/>
     <w:uiPriority w:val="60"/>
-    <w:rsid w:val="00FC693F"/>
     <w:pPr>
       <w:spacing w:after="0" w:line="240" w:lineRule="auto"/>
     </w:pPr>
@@ -4227,7 +4480,6 @@
     <w:name w:val="Light Shading Accent 5"/>
     <w:basedOn w:val="TableNormal"/>
     <w:uiPriority w:val="60"/>
-    <w:rsid w:val="00FC693F"/>
     <w:pPr>
       <w:spacing w:after="0" w:line="240" w:lineRule="auto"/>
     </w:pPr>
@@ -4330,7 +4582,6 @@
     <w:name w:val="Light Shading Accent 6"/>
     <w:basedOn w:val="TableNormal"/>
     <w:uiPriority w:val="60"/>
-    <w:rsid w:val="00FC693F"/>
     <w:pPr>
       <w:spacing w:after="0" w:line="240" w:lineRule="auto"/>
     </w:pPr>
@@ -4433,7 +4684,6 @@
     <w:name w:val="Light List"/>
     <w:basedOn w:val="TableNormal"/>
     <w:uiPriority w:val="61"/>
-    <w:rsid w:val="00FC693F"/>
     <w:pPr>
       <w:spacing w:after="0" w:line="240" w:lineRule="auto"/>
     </w:pPr>
@@ -4525,7 +4775,6 @@
     <w:name w:val="Light List Accent 1"/>
     <w:basedOn w:val="TableNormal"/>
     <w:uiPriority w:val="61"/>
-    <w:rsid w:val="00FC693F"/>
     <w:pPr>
       <w:spacing w:after="0" w:line="240" w:lineRule="auto"/>
     </w:pPr>
@@ -4617,7 +4866,6 @@
     <w:name w:val="Light List Accent 2"/>
     <w:basedOn w:val="TableNormal"/>
     <w:uiPriority w:val="61"/>
-    <w:rsid w:val="00CB0664"/>
     <w:pPr>
       <w:spacing w:after="0" w:line="240" w:lineRule="auto"/>
     </w:pPr>
@@ -4709,7 +4957,6 @@
     <w:name w:val="Light List Accent 3"/>
     <w:basedOn w:val="TableNormal"/>
     <w:uiPriority w:val="61"/>
-    <w:rsid w:val="00CB0664"/>
     <w:pPr>
       <w:spacing w:after="0" w:line="240" w:lineRule="auto"/>
     </w:pPr>
@@ -4801,7 +5048,6 @@
     <w:name w:val="Light List Accent 4"/>
     <w:basedOn w:val="TableNormal"/>
     <w:uiPriority w:val="61"/>
-    <w:rsid w:val="00CB0664"/>
     <w:pPr>
       <w:spacing w:after="0" w:line="240" w:lineRule="auto"/>
     </w:pPr>
@@ -4893,7 +5139,6 @@
     <w:name w:val="Light List Accent 5"/>
     <w:basedOn w:val="TableNormal"/>
     <w:uiPriority w:val="61"/>
-    <w:rsid w:val="00CB0664"/>
     <w:pPr>
       <w:spacing w:after="0" w:line="240" w:lineRule="auto"/>
     </w:pPr>
@@ -4985,7 +5230,6 @@
     <w:name w:val="Light List Accent 6"/>
     <w:basedOn w:val="TableNormal"/>
     <w:uiPriority w:val="61"/>
-    <w:rsid w:val="00CB0664"/>
     <w:pPr>
       <w:spacing w:after="0" w:line="240" w:lineRule="auto"/>
     </w:pPr>
@@ -5077,7 +5321,6 @@
     <w:name w:val="Light Grid"/>
     <w:basedOn w:val="TableNormal"/>
     <w:uiPriority w:val="62"/>
-    <w:rsid w:val="00CB0664"/>
     <w:pPr>
       <w:spacing w:after="0" w:line="240" w:lineRule="auto"/>
     </w:pPr>
@@ -5207,7 +5450,6 @@
     <w:name w:val="Light Grid Accent 1"/>
     <w:basedOn w:val="TableNormal"/>
     <w:uiPriority w:val="62"/>
-    <w:rsid w:val="00CB0664"/>
     <w:pPr>
       <w:spacing w:after="0" w:line="240" w:lineRule="auto"/>
     </w:pPr>
@@ -5337,7 +5579,6 @@
     <w:name w:val="Light Grid Accent 2"/>
     <w:basedOn w:val="TableNormal"/>
     <w:uiPriority w:val="62"/>
-    <w:rsid w:val="00CB0664"/>
     <w:pPr>
       <w:spacing w:after="0" w:line="240" w:lineRule="auto"/>
     </w:pPr>
@@ -5467,7 +5708,6 @@
     <w:name w:val="Light Grid Accent 3"/>
     <w:basedOn w:val="TableNormal"/>
     <w:uiPriority w:val="62"/>
-    <w:rsid w:val="00CB0664"/>
     <w:pPr>
       <w:spacing w:after="0" w:line="240" w:lineRule="auto"/>
     </w:pPr>
@@ -5597,7 +5837,6 @@
     <w:name w:val="Light Grid Accent 4"/>
     <w:basedOn w:val="TableNormal"/>
     <w:uiPriority w:val="62"/>
-    <w:rsid w:val="00CB0664"/>
     <w:pPr>
       <w:spacing w:after="0" w:line="240" w:lineRule="auto"/>
     </w:pPr>
@@ -5727,7 +5966,6 @@
     <w:name w:val="Light Grid Accent 5"/>
     <w:basedOn w:val="TableNormal"/>
     <w:uiPriority w:val="62"/>
-    <w:rsid w:val="00CB0664"/>
     <w:pPr>
       <w:spacing w:after="0" w:line="240" w:lineRule="auto"/>
     </w:pPr>
@@ -5857,7 +6095,6 @@
     <w:name w:val="Light Grid Accent 6"/>
     <w:basedOn w:val="TableNormal"/>
     <w:uiPriority w:val="62"/>
-    <w:rsid w:val="00CB0664"/>
     <w:pPr>
       <w:spacing w:after="0" w:line="240" w:lineRule="auto"/>
     </w:pPr>
@@ -5987,7 +6224,6 @@
     <w:name w:val="Medium Shading 1"/>
     <w:basedOn w:val="TableNormal"/>
     <w:uiPriority w:val="63"/>
-    <w:rsid w:val="00CB0664"/>
     <w:pPr>
       <w:spacing w:after="0" w:line="240" w:lineRule="auto"/>
     </w:pPr>
@@ -6093,7 +6329,6 @@
     <w:name w:val="Medium Shading 1 Accent 1"/>
     <w:basedOn w:val="TableNormal"/>
     <w:uiPriority w:val="63"/>
-    <w:rsid w:val="00CB0664"/>
     <w:pPr>
       <w:spacing w:after="0" w:line="240" w:lineRule="auto"/>
     </w:pPr>
@@ -6199,7 +6434,6 @@
     <w:name w:val="Medium Shading 1 Accent 2"/>
     <w:basedOn w:val="TableNormal"/>
     <w:uiPriority w:val="63"/>
-    <w:rsid w:val="00CB0664"/>
     <w:pPr>
       <w:spacing w:after="0" w:line="240" w:lineRule="auto"/>
     </w:pPr>
@@ -6305,7 +6539,6 @@
     <w:name w:val="Medium Shading 1 Accent 3"/>
     <w:basedOn w:val="TableNormal"/>
     <w:uiPriority w:val="63"/>
-    <w:rsid w:val="00CB0664"/>
     <w:pPr>
       <w:spacing w:after="0" w:line="240" w:lineRule="auto"/>
     </w:pPr>
@@ -6411,7 +6644,6 @@
     <w:name w:val="Medium Shading 1 Accent 4"/>
     <w:basedOn w:val="TableNormal"/>
     <w:uiPriority w:val="63"/>
-    <w:rsid w:val="00CB0664"/>
     <w:pPr>
       <w:spacing w:after="0" w:line="240" w:lineRule="auto"/>
     </w:pPr>
@@ -6517,7 +6749,6 @@
     <w:name w:val="Medium Shading 1 Accent 5"/>
     <w:basedOn w:val="TableNormal"/>
     <w:uiPriority w:val="63"/>
-    <w:rsid w:val="00CB0664"/>
     <w:pPr>
       <w:spacing w:after="0" w:line="240" w:lineRule="auto"/>
     </w:pPr>
@@ -6623,7 +6854,6 @@
     <w:name w:val="Medium Shading 1 Accent 6"/>
     <w:basedOn w:val="TableNormal"/>
     <w:uiPriority w:val="63"/>
-    <w:rsid w:val="00CB0664"/>
     <w:pPr>
       <w:spacing w:after="0" w:line="240" w:lineRule="auto"/>
     </w:pPr>
@@ -6729,7 +6959,6 @@
     <w:name w:val="Medium Shading 2"/>
     <w:basedOn w:val="TableNormal"/>
     <w:uiPriority w:val="64"/>
-    <w:rsid w:val="00CB0664"/>
     <w:pPr>
       <w:spacing w:after="0" w:line="240" w:lineRule="auto"/>
     </w:pPr>
@@ -6878,7 +7107,6 @@
     <w:name w:val="Medium Shading 2 Accent 1"/>
     <w:basedOn w:val="TableNormal"/>
     <w:uiPriority w:val="64"/>
-    <w:rsid w:val="00CB0664"/>
     <w:pPr>
       <w:spacing w:after="0" w:line="240" w:lineRule="auto"/>
     </w:pPr>
@@ -7027,7 +7255,6 @@
     <w:name w:val="Medium Shading 2 Accent 2"/>
     <w:basedOn w:val="TableNormal"/>
     <w:uiPriority w:val="64"/>
-    <w:rsid w:val="00CB0664"/>
     <w:pPr>
       <w:spacing w:after="0" w:line="240" w:lineRule="auto"/>
     </w:pPr>
@@ -7176,7 +7403,6 @@
     <w:name w:val="Medium Shading 2 Accent 3"/>
     <w:basedOn w:val="TableNormal"/>
     <w:uiPriority w:val="64"/>
-    <w:rsid w:val="00CB0664"/>
     <w:pPr>
       <w:spacing w:after="0" w:line="240" w:lineRule="auto"/>
     </w:pPr>
@@ -7325,7 +7551,6 @@
     <w:name w:val="Medium Shading 2 Accent 4"/>
     <w:basedOn w:val="TableNormal"/>
     <w:uiPriority w:val="64"/>
-    <w:rsid w:val="00CB0664"/>
     <w:pPr>
       <w:spacing w:after="0" w:line="240" w:lineRule="auto"/>
     </w:pPr>
@@ -7474,7 +7699,6 @@
     <w:name w:val="Medium Shading 2 Accent 5"/>
     <w:basedOn w:val="TableNormal"/>
     <w:uiPriority w:val="64"/>
-    <w:rsid w:val="00CB0664"/>
     <w:pPr>
       <w:spacing w:after="0" w:line="240" w:lineRule="auto"/>
     </w:pPr>
@@ -7623,7 +7847,6 @@
     <w:name w:val="Medium Shading 2 Accent 6"/>
     <w:basedOn w:val="TableNormal"/>
     <w:uiPriority w:val="64"/>
-    <w:rsid w:val="00CB0664"/>
     <w:pPr>
       <w:spacing w:after="0" w:line="240" w:lineRule="auto"/>
     </w:pPr>
@@ -7772,7 +7995,6 @@
     <w:name w:val="Medium List 1"/>
     <w:basedOn w:val="TableNormal"/>
     <w:uiPriority w:val="65"/>
-    <w:rsid w:val="00CB0664"/>
     <w:pPr>
       <w:spacing w:after="0" w:line="240" w:lineRule="auto"/>
     </w:pPr>
@@ -7856,7 +8078,6 @@
     <w:name w:val="Medium List 1 Accent 1"/>
     <w:basedOn w:val="TableNormal"/>
     <w:uiPriority w:val="65"/>
-    <w:rsid w:val="00CB0664"/>
     <w:pPr>
       <w:spacing w:after="0" w:line="240" w:lineRule="auto"/>
     </w:pPr>
@@ -7940,7 +8161,6 @@
     <w:name w:val="Medium List 1 Accent 2"/>
     <w:basedOn w:val="TableNormal"/>
     <w:uiPriority w:val="65"/>
-    <w:rsid w:val="00CB0664"/>
     <w:pPr>
       <w:spacing w:after="0" w:line="240" w:lineRule="auto"/>
     </w:pPr>
@@ -8024,7 +8244,6 @@
     <w:name w:val="Medium List 1 Accent 3"/>
     <w:basedOn w:val="TableNormal"/>
     <w:uiPriority w:val="65"/>
-    <w:rsid w:val="00CB0664"/>
     <w:pPr>
       <w:spacing w:after="0" w:line="240" w:lineRule="auto"/>
     </w:pPr>
@@ -8108,7 +8327,6 @@
     <w:name w:val="Medium List 1 Accent 4"/>
     <w:basedOn w:val="TableNormal"/>
     <w:uiPriority w:val="65"/>
-    <w:rsid w:val="00CB0664"/>
     <w:pPr>
       <w:spacing w:after="0" w:line="240" w:lineRule="auto"/>
     </w:pPr>
@@ -8192,7 +8410,6 @@
     <w:name w:val="Medium List 1 Accent 5"/>
     <w:basedOn w:val="TableNormal"/>
     <w:uiPriority w:val="65"/>
-    <w:rsid w:val="00CB0664"/>
     <w:pPr>
       <w:spacing w:after="0" w:line="240" w:lineRule="auto"/>
     </w:pPr>
@@ -8276,7 +8493,6 @@
     <w:name w:val="Medium List 1 Accent 6"/>
     <w:basedOn w:val="TableNormal"/>
     <w:uiPriority w:val="65"/>
-    <w:rsid w:val="00CB0664"/>
     <w:pPr>
       <w:spacing w:after="0" w:line="240" w:lineRule="auto"/>
     </w:pPr>
@@ -8360,7 +8576,6 @@
     <w:name w:val="Medium List 2"/>
     <w:basedOn w:val="TableNormal"/>
     <w:uiPriority w:val="66"/>
-    <w:rsid w:val="00CB0664"/>
     <w:pPr>
       <w:spacing w:after="0" w:line="240" w:lineRule="auto"/>
     </w:pPr>
@@ -8488,7 +8703,6 @@
     <w:name w:val="Medium List 2 Accent 1"/>
     <w:basedOn w:val="TableNormal"/>
     <w:uiPriority w:val="66"/>
-    <w:rsid w:val="00CB0664"/>
     <w:pPr>
       <w:spacing w:after="0" w:line="240" w:lineRule="auto"/>
     </w:pPr>
@@ -8616,7 +8830,6 @@
     <w:name w:val="Medium List 2 Accent 2"/>
     <w:basedOn w:val="TableNormal"/>
     <w:uiPriority w:val="66"/>
-    <w:rsid w:val="00CB0664"/>
     <w:pPr>
       <w:spacing w:after="0" w:line="240" w:lineRule="auto"/>
     </w:pPr>
@@ -8744,7 +8957,6 @@
     <w:name w:val="Medium List 2 Accent 3"/>
     <w:basedOn w:val="TableNormal"/>
     <w:uiPriority w:val="66"/>
-    <w:rsid w:val="00CB0664"/>
     <w:pPr>
       <w:spacing w:after="0" w:line="240" w:lineRule="auto"/>
     </w:pPr>
@@ -8872,7 +9084,6 @@
     <w:name w:val="Medium List 2 Accent 4"/>
     <w:basedOn w:val="TableNormal"/>
     <w:uiPriority w:val="66"/>
-    <w:rsid w:val="00CB0664"/>
     <w:pPr>
       <w:spacing w:after="0" w:line="240" w:lineRule="auto"/>
     </w:pPr>
@@ -9000,7 +9211,6 @@
     <w:name w:val="Medium List 2 Accent 5"/>
     <w:basedOn w:val="TableNormal"/>
     <w:uiPriority w:val="66"/>
-    <w:rsid w:val="00CB0664"/>
     <w:pPr>
       <w:spacing w:after="0" w:line="240" w:lineRule="auto"/>
     </w:pPr>
@@ -9128,7 +9338,6 @@
     <w:name w:val="Medium List 2 Accent 6"/>
     <w:basedOn w:val="TableNormal"/>
     <w:uiPriority w:val="66"/>
-    <w:rsid w:val="00CB0664"/>
     <w:pPr>
       <w:spacing w:after="0" w:line="240" w:lineRule="auto"/>
     </w:pPr>
@@ -9256,7 +9465,6 @@
     <w:name w:val="Medium Grid 1"/>
     <w:basedOn w:val="TableNormal"/>
     <w:uiPriority w:val="67"/>
-    <w:rsid w:val="00CB0664"/>
     <w:pPr>
       <w:spacing w:after="0" w:line="240" w:lineRule="auto"/>
     </w:pPr>
@@ -9329,7 +9537,6 @@
     <w:name w:val="Medium Grid 1 Accent 1"/>
     <w:basedOn w:val="TableNormal"/>
     <w:uiPriority w:val="67"/>
-    <w:rsid w:val="00CB0664"/>
     <w:pPr>
       <w:spacing w:after="0" w:line="240" w:lineRule="auto"/>
     </w:pPr>
@@ -9402,7 +9609,6 @@
     <w:name w:val="Medium Grid 1 Accent 2"/>
     <w:basedOn w:val="TableNormal"/>
     <w:uiPriority w:val="67"/>
-    <w:rsid w:val="00CB0664"/>
     <w:pPr>
       <w:spacing w:after="0" w:line="240" w:lineRule="auto"/>
     </w:pPr>
@@ -9475,7 +9681,6 @@
     <w:name w:val="Medium Grid 1 Accent 3"/>
     <w:basedOn w:val="TableNormal"/>
     <w:uiPriority w:val="67"/>
-    <w:rsid w:val="00CB0664"/>
     <w:pPr>
       <w:spacing w:after="0" w:line="240" w:lineRule="auto"/>
     </w:pPr>
@@ -9548,7 +9753,6 @@
     <w:name w:val="Medium Grid 1 Accent 4"/>
     <w:basedOn w:val="TableNormal"/>
     <w:uiPriority w:val="67"/>
-    <w:rsid w:val="00CB0664"/>
     <w:pPr>
       <w:spacing w:after="0" w:line="240" w:lineRule="auto"/>
     </w:pPr>
@@ -9621,7 +9825,6 @@
     <w:name w:val="Medium Grid 1 Accent 5"/>
     <w:basedOn w:val="TableNormal"/>
     <w:uiPriority w:val="67"/>
-    <w:rsid w:val="00CB0664"/>
     <w:pPr>
       <w:spacing w:after="0" w:line="240" w:lineRule="auto"/>
     </w:pPr>
@@ -9694,7 +9897,6 @@
     <w:name w:val="Medium Grid 1 Accent 6"/>
     <w:basedOn w:val="TableNormal"/>
     <w:uiPriority w:val="67"/>
-    <w:rsid w:val="00CB0664"/>
     <w:pPr>
       <w:spacing w:after="0" w:line="240" w:lineRule="auto"/>
     </w:pPr>
@@ -9767,7 +9969,6 @@
     <w:name w:val="Medium Grid 2"/>
     <w:basedOn w:val="TableNormal"/>
     <w:uiPriority w:val="68"/>
-    <w:rsid w:val="00CB0664"/>
     <w:pPr>
       <w:spacing w:after="0" w:line="240" w:lineRule="auto"/>
     </w:pPr>
@@ -9892,7 +10093,6 @@
     <w:name w:val="Medium Grid 2 Accent 1"/>
     <w:basedOn w:val="TableNormal"/>
     <w:uiPriority w:val="68"/>
-    <w:rsid w:val="00CB0664"/>
     <w:pPr>
       <w:spacing w:after="0" w:line="240" w:lineRule="auto"/>
     </w:pPr>
@@ -10017,7 +10217,6 @@
     <w:name w:val="Medium Grid 2 Accent 2"/>
     <w:basedOn w:val="TableNormal"/>
     <w:uiPriority w:val="68"/>
-    <w:rsid w:val="00CB0664"/>
     <w:pPr>
       <w:spacing w:after="0" w:line="240" w:lineRule="auto"/>
     </w:pPr>
@@ -10142,7 +10341,6 @@
     <w:name w:val="Medium Grid 2 Accent 3"/>
     <w:basedOn w:val="TableNormal"/>
     <w:uiPriority w:val="68"/>
-    <w:rsid w:val="00CB0664"/>
     <w:pPr>
       <w:spacing w:after="0" w:line="240" w:lineRule="auto"/>
     </w:pPr>
@@ -10267,7 +10465,6 @@
     <w:name w:val="Medium Grid 2 Accent 4"/>
     <w:basedOn w:val="TableNormal"/>
     <w:uiPriority w:val="68"/>
-    <w:rsid w:val="00CB0664"/>
     <w:pPr>
       <w:spacing w:after="0" w:line="240" w:lineRule="auto"/>
     </w:pPr>
@@ -10392,7 +10589,6 @@
     <w:name w:val="Medium Grid 2 Accent 5"/>
     <w:basedOn w:val="TableNormal"/>
     <w:uiPriority w:val="68"/>
-    <w:rsid w:val="00CB0664"/>
     <w:pPr>
       <w:spacing w:after="0" w:line="240" w:lineRule="auto"/>
     </w:pPr>
@@ -10517,7 +10713,6 @@
     <w:name w:val="Medium Grid 2 Accent 6"/>
     <w:basedOn w:val="TableNormal"/>
     <w:uiPriority w:val="68"/>
-    <w:rsid w:val="00CB0664"/>
     <w:pPr>
       <w:spacing w:after="0" w:line="240" w:lineRule="auto"/>
     </w:pPr>
@@ -10642,7 +10837,6 @@
     <w:name w:val="Medium Grid 3"/>
     <w:basedOn w:val="TableNormal"/>
     <w:uiPriority w:val="69"/>
-    <w:rsid w:val="00CB0664"/>
     <w:pPr>
       <w:spacing w:after="0" w:line="240" w:lineRule="auto"/>
     </w:pPr>
@@ -10783,7 +10977,6 @@
     <w:name w:val="Medium Grid 3 Accent 1"/>
     <w:basedOn w:val="TableNormal"/>
     <w:uiPriority w:val="69"/>
-    <w:rsid w:val="00CB0664"/>
     <w:pPr>
       <w:spacing w:after="0" w:line="240" w:lineRule="auto"/>
     </w:pPr>
@@ -10924,7 +11117,6 @@
     <w:name w:val="Medium Grid 3 Accent 2"/>
     <w:basedOn w:val="TableNormal"/>
     <w:uiPriority w:val="69"/>
-    <w:rsid w:val="00CB0664"/>
     <w:pPr>
       <w:spacing w:after="0" w:line="240" w:lineRule="auto"/>
     </w:pPr>
@@ -11065,7 +11257,6 @@
     <w:name w:val="Medium Grid 3 Accent 3"/>
     <w:basedOn w:val="TableNormal"/>
     <w:uiPriority w:val="69"/>
-    <w:rsid w:val="00CB0664"/>
     <w:pPr>
       <w:spacing w:after="0" w:line="240" w:lineRule="auto"/>
     </w:pPr>
@@ -11206,7 +11397,6 @@
     <w:name w:val="Medium Grid 3 Accent 4"/>
     <w:basedOn w:val="TableNormal"/>
     <w:uiPriority w:val="69"/>
-    <w:rsid w:val="00CB0664"/>
     <w:pPr>
       <w:spacing w:after="0" w:line="240" w:lineRule="auto"/>
     </w:pPr>
@@ -11347,7 +11537,6 @@
     <w:name w:val="Medium Grid 3 Accent 5"/>
     <w:basedOn w:val="TableNormal"/>
     <w:uiPriority w:val="69"/>
-    <w:rsid w:val="00CB0664"/>
     <w:pPr>
       <w:spacing w:after="0" w:line="240" w:lineRule="auto"/>
     </w:pPr>
@@ -11488,7 +11677,6 @@
     <w:name w:val="Medium Grid 3 Accent 6"/>
     <w:basedOn w:val="TableNormal"/>
     <w:uiPriority w:val="69"/>
-    <w:rsid w:val="00CB0664"/>
     <w:pPr>
       <w:spacing w:after="0" w:line="240" w:lineRule="auto"/>
     </w:pPr>
@@ -11629,7 +11817,6 @@
     <w:name w:val="Dark List"/>
     <w:basedOn w:val="TableNormal"/>
     <w:uiPriority w:val="70"/>
-    <w:rsid w:val="00CB0664"/>
     <w:pPr>
       <w:spacing w:after="0" w:line="240" w:lineRule="auto"/>
     </w:pPr>
@@ -11743,7 +11930,6 @@
     <w:name w:val="Dark List Accent 1"/>
     <w:basedOn w:val="TableNormal"/>
     <w:uiPriority w:val="70"/>
-    <w:rsid w:val="00CB0664"/>
     <w:pPr>
       <w:spacing w:after="0" w:line="240" w:lineRule="auto"/>
     </w:pPr>
@@ -11857,7 +12043,6 @@
     <w:name w:val="Dark List Accent 2"/>
     <w:basedOn w:val="TableNormal"/>
     <w:uiPriority w:val="70"/>
-    <w:rsid w:val="00CB0664"/>
     <w:pPr>
       <w:spacing w:after="0" w:line="240" w:lineRule="auto"/>
     </w:pPr>
@@ -11971,7 +12156,6 @@
     <w:name w:val="Dark List Accent 3"/>
     <w:basedOn w:val="TableNormal"/>
     <w:uiPriority w:val="70"/>
-    <w:rsid w:val="00CB0664"/>
     <w:pPr>
       <w:spacing w:after="0" w:line="240" w:lineRule="auto"/>
     </w:pPr>
@@ -12085,7 +12269,6 @@
     <w:name w:val="Dark List Accent 4"/>
     <w:basedOn w:val="TableNormal"/>
     <w:uiPriority w:val="70"/>
-    <w:rsid w:val="00CB0664"/>
     <w:pPr>
       <w:spacing w:after="0" w:line="240" w:lineRule="auto"/>
     </w:pPr>
@@ -12199,7 +12382,6 @@
     <w:name w:val="Dark List Accent 5"/>
     <w:basedOn w:val="TableNormal"/>
     <w:uiPriority w:val="70"/>
-    <w:rsid w:val="00CB0664"/>
     <w:pPr>
       <w:spacing w:after="0" w:line="240" w:lineRule="auto"/>
     </w:pPr>
@@ -12313,7 +12495,6 @@
     <w:name w:val="Dark List Accent 6"/>
     <w:basedOn w:val="TableNormal"/>
     <w:uiPriority w:val="70"/>
-    <w:rsid w:val="00CB0664"/>
     <w:pPr>
       <w:spacing w:after="0" w:line="240" w:lineRule="auto"/>
     </w:pPr>
@@ -12427,7 +12608,6 @@
     <w:name w:val="Colorful Shading"/>
     <w:basedOn w:val="TableNormal"/>
     <w:uiPriority w:val="71"/>
-    <w:rsid w:val="00CB0664"/>
     <w:pPr>
       <w:spacing w:after="0" w:line="240" w:lineRule="auto"/>
     </w:pPr>
@@ -12549,7 +12729,6 @@
     <w:name w:val="Colorful Shading Accent 1"/>
     <w:basedOn w:val="TableNormal"/>
     <w:uiPriority w:val="71"/>
-    <w:rsid w:val="00CB0664"/>
     <w:pPr>
       <w:spacing w:after="0" w:line="240" w:lineRule="auto"/>
     </w:pPr>
@@ -12671,7 +12850,6 @@
     <w:name w:val="Colorful Shading Accent 2"/>
     <w:basedOn w:val="TableNormal"/>
     <w:uiPriority w:val="71"/>
-    <w:rsid w:val="00CB0664"/>
     <w:pPr>
       <w:spacing w:after="0" w:line="240" w:lineRule="auto"/>
     </w:pPr>
@@ -12793,7 +12971,6 @@
     <w:name w:val="Colorful Shading Accent 3"/>
     <w:basedOn w:val="TableNormal"/>
     <w:uiPriority w:val="71"/>
-    <w:rsid w:val="00CB0664"/>
     <w:pPr>
       <w:spacing w:after="0" w:line="240" w:lineRule="auto"/>
     </w:pPr>
@@ -12905,7 +13082,6 @@
     <w:name w:val="Colorful Shading Accent 4"/>
     <w:basedOn w:val="TableNormal"/>
     <w:uiPriority w:val="71"/>
-    <w:rsid w:val="00CB0664"/>
     <w:pPr>
       <w:spacing w:after="0" w:line="240" w:lineRule="auto"/>
     </w:pPr>
@@ -13027,7 +13203,6 @@
     <w:name w:val="Colorful Shading Accent 5"/>
     <w:basedOn w:val="TableNormal"/>
     <w:uiPriority w:val="71"/>
-    <w:rsid w:val="00CB0664"/>
     <w:pPr>
       <w:spacing w:after="0" w:line="240" w:lineRule="auto"/>
     </w:pPr>
@@ -13149,7 +13324,6 @@
     <w:name w:val="Colorful Shading Accent 6"/>
     <w:basedOn w:val="TableNormal"/>
     <w:uiPriority w:val="71"/>
-    <w:rsid w:val="00CB0664"/>
     <w:pPr>
       <w:spacing w:after="0" w:line="240" w:lineRule="auto"/>
     </w:pPr>
@@ -13271,7 +13445,6 @@
     <w:name w:val="Colorful List"/>
     <w:basedOn w:val="TableNormal"/>
     <w:uiPriority w:val="72"/>
-    <w:rsid w:val="00CB0664"/>
     <w:pPr>
       <w:spacing w:after="0" w:line="240" w:lineRule="auto"/>
     </w:pPr>
@@ -13357,7 +13530,6 @@
     <w:name w:val="Colorful List Accent 1"/>
     <w:basedOn w:val="TableNormal"/>
     <w:uiPriority w:val="72"/>
-    <w:rsid w:val="00CB0664"/>
     <w:pPr>
       <w:spacing w:after="0" w:line="240" w:lineRule="auto"/>
     </w:pPr>
@@ -13443,7 +13615,6 @@
     <w:name w:val="Colorful List Accent 2"/>
     <w:basedOn w:val="TableNormal"/>
     <w:uiPriority w:val="72"/>
-    <w:rsid w:val="00CB0664"/>
     <w:pPr>
       <w:spacing w:after="0" w:line="240" w:lineRule="auto"/>
     </w:pPr>
@@ -13529,7 +13700,6 @@
     <w:name w:val="Colorful List Accent 3"/>
     <w:basedOn w:val="TableNormal"/>
     <w:uiPriority w:val="72"/>
-    <w:rsid w:val="00CB0664"/>
     <w:pPr>
       <w:spacing w:after="0" w:line="240" w:lineRule="auto"/>
     </w:pPr>
@@ -13615,7 +13785,6 @@
     <w:name w:val="Colorful List Accent 4"/>
     <w:basedOn w:val="TableNormal"/>
     <w:uiPriority w:val="72"/>
-    <w:rsid w:val="00CB0664"/>
     <w:pPr>
       <w:spacing w:after="0" w:line="240" w:lineRule="auto"/>
     </w:pPr>
@@ -13701,7 +13870,6 @@
     <w:name w:val="Colorful List Accent 5"/>
     <w:basedOn w:val="TableNormal"/>
     <w:uiPriority w:val="72"/>
-    <w:rsid w:val="00CB0664"/>
     <w:pPr>
       <w:spacing w:after="0" w:line="240" w:lineRule="auto"/>
     </w:pPr>
@@ -13787,7 +13955,6 @@
     <w:name w:val="Colorful List Accent 6"/>
     <w:basedOn w:val="TableNormal"/>
     <w:uiPriority w:val="72"/>
-    <w:rsid w:val="00CB0664"/>
     <w:pPr>
       <w:spacing w:after="0" w:line="240" w:lineRule="auto"/>
     </w:pPr>
@@ -13873,7 +14040,6 @@
     <w:name w:val="Colorful Grid"/>
     <w:basedOn w:val="TableNormal"/>
     <w:uiPriority w:val="73"/>
-    <w:rsid w:val="00CB0664"/>
     <w:pPr>
       <w:spacing w:after="0" w:line="240" w:lineRule="auto"/>
     </w:pPr>
@@ -13953,7 +14119,6 @@
     <w:name w:val="Colorful Grid Accent 1"/>
     <w:basedOn w:val="TableNormal"/>
     <w:uiPriority w:val="73"/>
-    <w:rsid w:val="00CB0664"/>
     <w:pPr>
       <w:spacing w:after="0" w:line="240" w:lineRule="auto"/>
     </w:pPr>
@@ -14033,7 +14198,6 @@
     <w:name w:val="Colorful Grid Accent 2"/>
     <w:basedOn w:val="TableNormal"/>
     <w:uiPriority w:val="73"/>
-    <w:rsid w:val="00CB0664"/>
     <w:pPr>
       <w:spacing w:after="0" w:line="240" w:lineRule="auto"/>
     </w:pPr>
@@ -14113,7 +14277,6 @@
     <w:name w:val="Colorful Grid Accent 3"/>
     <w:basedOn w:val="TableNormal"/>
     <w:uiPriority w:val="73"/>
-    <w:rsid w:val="00CB0664"/>
     <w:pPr>
       <w:spacing w:after="0" w:line="240" w:lineRule="auto"/>
     </w:pPr>
@@ -14193,7 +14356,6 @@
     <w:name w:val="Colorful Grid Accent 4"/>
     <w:basedOn w:val="TableNormal"/>
     <w:uiPriority w:val="73"/>
-    <w:rsid w:val="00CB0664"/>
     <w:pPr>
       <w:spacing w:after="0" w:line="240" w:lineRule="auto"/>
     </w:pPr>
@@ -14273,7 +14435,6 @@
     <w:name w:val="Colorful Grid Accent 5"/>
     <w:basedOn w:val="TableNormal"/>
     <w:uiPriority w:val="73"/>
-    <w:rsid w:val="00CB0664"/>
     <w:pPr>
       <w:spacing w:after="0" w:line="240" w:lineRule="auto"/>
     </w:pPr>
@@ -14353,7 +14514,6 @@
     <w:name w:val="Colorful Grid Accent 6"/>
     <w:basedOn w:val="TableNormal"/>
     <w:uiPriority w:val="73"/>
-    <w:rsid w:val="00CB0664"/>
     <w:pPr>
       <w:spacing w:after="0" w:line="240" w:lineRule="auto"/>
     </w:pPr>
@@ -14646,7 +14806,6 @@
   <w:style w:type="paragraph" w:default="1" w:styleId="Normal">
     <w:name w:val="Normal"/>
     <w:qFormat/>
-    <w:rsid w:val="00FC693F"/>
   </w:style>
   <w:style w:type="paragraph" w:styleId="Heading1">
     <w:name w:val="heading 1"/>
@@ -14655,7 +14814,6 @@
     <w:link w:val="Heading1Char"/>
     <w:uiPriority w:val="9"/>
     <w:qFormat/>
-    <w:rsid w:val="00FC693F"/>
     <w:pPr>
       <w:keepNext/>
       <w:keepLines/>
@@ -14679,7 +14837,6 @@
     <w:uiPriority w:val="9"/>
     <w:unhideWhenUsed/>
     <w:qFormat/>
-    <w:rsid w:val="00FC693F"/>
     <w:pPr>
       <w:keepNext/>
       <w:keepLines/>
@@ -14703,7 +14860,6 @@
     <w:uiPriority w:val="9"/>
     <w:unhideWhenUsed/>
     <w:qFormat/>
-    <w:rsid w:val="00FC693F"/>
     <w:pPr>
       <w:keepNext/>
       <w:keepLines/>
@@ -14726,7 +14882,6 @@
     <w:semiHidden/>
     <w:unhideWhenUsed/>
     <w:qFormat/>
-    <w:rsid w:val="00FC693F"/>
     <w:pPr>
       <w:keepNext/>
       <w:keepLines/>
@@ -14751,7 +14906,6 @@
     <w:semiHidden/>
     <w:unhideWhenUsed/>
     <w:qFormat/>
-    <w:rsid w:val="00FC693F"/>
     <w:pPr>
       <w:keepNext/>
       <w:keepLines/>
@@ -14772,7 +14926,6 @@
     <w:semiHidden/>
     <w:unhideWhenUsed/>
     <w:qFormat/>
-    <w:rsid w:val="00FC693F"/>
     <w:pPr>
       <w:keepNext/>
       <w:keepLines/>
@@ -14795,7 +14948,6 @@
     <w:semiHidden/>
     <w:unhideWhenUsed/>
     <w:qFormat/>
-    <w:rsid w:val="00FC693F"/>
     <w:pPr>
       <w:keepNext/>
       <w:keepLines/>
@@ -14818,7 +14970,6 @@
     <w:semiHidden/>
     <w:unhideWhenUsed/>
     <w:qFormat/>
-    <w:rsid w:val="00FC693F"/>
     <w:pPr>
       <w:keepNext/>
       <w:keepLines/>
@@ -14841,7 +14992,6 @@
     <w:semiHidden/>
     <w:unhideWhenUsed/>
     <w:qFormat/>
-    <w:rsid w:val="00FC693F"/>
     <w:pPr>
       <w:keepNext/>
       <w:keepLines/>
@@ -14888,7 +15038,6 @@
     <w:name w:val="No Spacing"/>
     <w:uiPriority w:val="1"/>
     <w:qFormat/>
-    <w:rsid w:val="00FC693F"/>
     <w:pPr>
       <w:spacing w:after="0" w:line="240" w:lineRule="auto"/>
     </w:pPr>
@@ -14898,7 +15047,6 @@
     <w:basedOn w:val="DefaultParagraphFont"/>
     <w:link w:val="Heading1"/>
     <w:uiPriority w:val="9"/>
-    <w:rsid w:val="00FC693F"/>
     <w:rPr>
       <w:rFonts w:asciiTheme="majorHAnsi" w:eastAsiaTheme="majorEastAsia" w:hAnsiTheme="majorHAnsi" w:cstheme="majorBidi"/>
       <w:b/>
@@ -14913,7 +15061,6 @@
     <w:basedOn w:val="DefaultParagraphFont"/>
     <w:link w:val="Heading2"/>
     <w:uiPriority w:val="9"/>
-    <w:rsid w:val="00FC693F"/>
     <w:rPr>
       <w:rFonts w:asciiTheme="majorHAnsi" w:eastAsiaTheme="majorEastAsia" w:hAnsiTheme="majorHAnsi" w:cstheme="majorBidi"/>
       <w:b/>
@@ -14928,7 +15075,6 @@
     <w:basedOn w:val="DefaultParagraphFont"/>
     <w:link w:val="Heading3"/>
     <w:uiPriority w:val="9"/>
-    <w:rsid w:val="00FC693F"/>
     <w:rPr>
       <w:rFonts w:asciiTheme="majorHAnsi" w:eastAsiaTheme="majorEastAsia" w:hAnsiTheme="majorHAnsi" w:cstheme="majorBidi"/>
       <w:b/>
@@ -14943,7 +15089,6 @@
     <w:link w:val="TitleChar"/>
     <w:uiPriority w:val="10"/>
     <w:qFormat/>
-    <w:rsid w:val="00FC693F"/>
     <w:pPr>
       <w:pBdr>
         <w:bottom w:val="single" w:sz="8" w:space="4" w:color="4F81BD" w:themeColor="accent1"/>
@@ -14965,7 +15110,6 @@
     <w:basedOn w:val="DefaultParagraphFont"/>
     <w:link w:val="Title"/>
     <w:uiPriority w:val="10"/>
-    <w:rsid w:val="00FC693F"/>
     <w:rPr>
       <w:rFonts w:asciiTheme="majorHAnsi" w:eastAsiaTheme="majorEastAsia" w:hAnsiTheme="majorHAnsi" w:cstheme="majorBidi"/>
       <w:color w:val="17365D" w:themeColor="text2" w:themeShade="BF"/>
@@ -14982,7 +15126,6 @@
     <w:link w:val="SubtitleChar"/>
     <w:uiPriority w:val="11"/>
     <w:qFormat/>
-    <w:rsid w:val="00FC693F"/>
     <w:pPr>
       <w:numPr>
         <w:ilvl w:val="1"/>
@@ -15003,7 +15146,6 @@
     <w:basedOn w:val="DefaultParagraphFont"/>
     <w:link w:val="Subtitle"/>
     <w:uiPriority w:val="11"/>
-    <w:rsid w:val="00FC693F"/>
     <w:rPr>
       <w:rFonts w:asciiTheme="majorHAnsi" w:eastAsiaTheme="majorEastAsia" w:hAnsiTheme="majorHAnsi" w:cstheme="majorBidi"/>
       <w:i/>
@@ -15019,7 +15161,6 @@
     <w:basedOn w:val="Normal"/>
     <w:uiPriority w:val="34"/>
     <w:qFormat/>
-    <w:rsid w:val="00FC693F"/>
     <w:pPr>
       <w:ind w:left="720"/>
       <w:contextualSpacing/>
@@ -15031,7 +15172,6 @@
     <w:link w:val="BodyTextChar"/>
     <w:uiPriority w:val="99"/>
     <w:unhideWhenUsed/>
-    <w:rsid w:val="00AA1D8D"/>
     <w:pPr>
       <w:spacing w:after="120"/>
     </w:pPr>
@@ -15041,7 +15181,6 @@
     <w:basedOn w:val="DefaultParagraphFont"/>
     <w:link w:val="BodyText"/>
     <w:uiPriority w:val="99"/>
-    <w:rsid w:val="00AA1D8D"/>
   </w:style>
   <w:style w:type="paragraph" w:styleId="BodyText2">
     <w:name w:val="Body Text 2"/>
@@ -15049,7 +15188,6 @@
     <w:link w:val="BodyText2Char"/>
     <w:uiPriority w:val="99"/>
     <w:unhideWhenUsed/>
-    <w:rsid w:val="00AA1D8D"/>
     <w:pPr>
       <w:spacing w:after="120" w:line="480" w:lineRule="auto"/>
     </w:pPr>
@@ -15059,7 +15197,6 @@
     <w:basedOn w:val="DefaultParagraphFont"/>
     <w:link w:val="BodyText2"/>
     <w:uiPriority w:val="99"/>
-    <w:rsid w:val="00AA1D8D"/>
   </w:style>
   <w:style w:type="paragraph" w:styleId="BodyText3">
     <w:name w:val="Body Text 3"/>
@@ -15067,7 +15204,6 @@
     <w:link w:val="BodyText3Char"/>
     <w:uiPriority w:val="99"/>
     <w:unhideWhenUsed/>
-    <w:rsid w:val="00AA1D8D"/>
     <w:pPr>
       <w:spacing w:after="120"/>
     </w:pPr>
@@ -15081,7 +15217,6 @@
     <w:basedOn w:val="DefaultParagraphFont"/>
     <w:link w:val="BodyText3"/>
     <w:uiPriority w:val="99"/>
-    <w:rsid w:val="00AA1D8D"/>
     <w:rPr>
       <w:sz w:val="16"/>
       <w:szCs w:val="16"/>
@@ -15092,7 +15227,6 @@
     <w:basedOn w:val="Normal"/>
     <w:uiPriority w:val="99"/>
     <w:unhideWhenUsed/>
-    <w:rsid w:val="00AA1D8D"/>
     <w:pPr>
       <w:ind w:left="360" w:hanging="360"/>
       <w:contextualSpacing/>
@@ -15103,7 +15237,6 @@
     <w:basedOn w:val="Normal"/>
     <w:uiPriority w:val="99"/>
     <w:unhideWhenUsed/>
-    <w:rsid w:val="00326F90"/>
     <w:pPr>
       <w:ind w:left="720" w:hanging="360"/>
       <w:contextualSpacing/>
@@ -15114,7 +15247,6 @@
     <w:basedOn w:val="Normal"/>
     <w:uiPriority w:val="99"/>
     <w:unhideWhenUsed/>
-    <w:rsid w:val="00326F90"/>
     <w:pPr>
       <w:ind w:left="1080" w:hanging="360"/>
       <w:contextualSpacing/>
@@ -15125,7 +15257,6 @@
     <w:basedOn w:val="Normal"/>
     <w:uiPriority w:val="99"/>
     <w:unhideWhenUsed/>
-    <w:rsid w:val="00326F90"/>
     <w:pPr>
       <w:numPr>
         <w:numId w:val="1"/>
@@ -15138,7 +15269,6 @@
     <w:basedOn w:val="Normal"/>
     <w:uiPriority w:val="99"/>
     <w:unhideWhenUsed/>
-    <w:rsid w:val="00326F90"/>
     <w:pPr>
       <w:numPr>
         <w:numId w:val="2"/>
@@ -15151,7 +15281,6 @@
     <w:basedOn w:val="Normal"/>
     <w:uiPriority w:val="99"/>
     <w:unhideWhenUsed/>
-    <w:rsid w:val="00326F90"/>
     <w:pPr>
       <w:numPr>
         <w:numId w:val="3"/>
@@ -15164,7 +15293,6 @@
     <w:basedOn w:val="Normal"/>
     <w:uiPriority w:val="99"/>
     <w:unhideWhenUsed/>
-    <w:rsid w:val="00326F90"/>
     <w:pPr>
       <w:numPr>
         <w:numId w:val="5"/>
@@ -15177,7 +15305,6 @@
     <w:basedOn w:val="Normal"/>
     <w:uiPriority w:val="99"/>
     <w:unhideWhenUsed/>
-    <w:rsid w:val="0029639D"/>
     <w:pPr>
       <w:numPr>
         <w:numId w:val="6"/>
@@ -15190,7 +15317,6 @@
     <w:basedOn w:val="Normal"/>
     <w:uiPriority w:val="99"/>
     <w:unhideWhenUsed/>
-    <w:rsid w:val="0029639D"/>
     <w:pPr>
       <w:numPr>
         <w:numId w:val="7"/>
@@ -15203,7 +15329,6 @@
     <w:basedOn w:val="Normal"/>
     <w:uiPriority w:val="99"/>
     <w:unhideWhenUsed/>
-    <w:rsid w:val="0029639D"/>
     <w:pPr>
       <w:spacing w:after="120"/>
       <w:ind w:left="360"/>
@@ -15215,7 +15340,6 @@
     <w:basedOn w:val="Normal"/>
     <w:uiPriority w:val="99"/>
     <w:unhideWhenUsed/>
-    <w:rsid w:val="0029639D"/>
     <w:pPr>
       <w:spacing w:after="120"/>
       <w:ind w:left="720"/>
@@ -15227,7 +15351,6 @@
     <w:basedOn w:val="Normal"/>
     <w:uiPriority w:val="99"/>
     <w:unhideWhenUsed/>
-    <w:rsid w:val="0029639D"/>
     <w:pPr>
       <w:spacing w:after="120"/>
       <w:ind w:left="1080"/>
@@ -15239,7 +15362,6 @@
     <w:link w:val="MacroTextChar"/>
     <w:uiPriority w:val="99"/>
     <w:unhideWhenUsed/>
-    <w:rsid w:val="0029639D"/>
     <w:pPr>
       <w:tabs>
         <w:tab w:val="left" w:pos="576"/>
@@ -15262,7 +15384,6 @@
     <w:basedOn w:val="DefaultParagraphFont"/>
     <w:link w:val="MacroText"/>
     <w:uiPriority w:val="99"/>
-    <w:rsid w:val="0029639D"/>
     <w:rPr>
       <w:rFonts w:ascii="Courier" w:hAnsi="Courier"/>
       <w:sz w:val="20"/>
@@ -15276,7 +15397,6 @@
     <w:link w:val="QuoteChar"/>
     <w:uiPriority w:val="29"/>
     <w:qFormat/>
-    <w:rsid w:val="00FC693F"/>
     <w:rPr>
       <w:i/>
       <w:iCs/>
@@ -15288,7 +15408,6 @@
     <w:basedOn w:val="DefaultParagraphFont"/>
     <w:link w:val="Quote"/>
     <w:uiPriority w:val="29"/>
-    <w:rsid w:val="00FC693F"/>
     <w:rPr>
       <w:i/>
       <w:iCs/>
@@ -15301,7 +15420,6 @@
     <w:link w:val="Heading4"/>
     <w:uiPriority w:val="9"/>
     <w:semiHidden/>
-    <w:rsid w:val="00FC693F"/>
     <w:rPr>
       <w:rFonts w:asciiTheme="majorHAnsi" w:eastAsiaTheme="majorEastAsia" w:hAnsiTheme="majorHAnsi" w:cstheme="majorBidi"/>
       <w:b/>
@@ -15317,7 +15435,6 @@
     <w:link w:val="Heading5"/>
     <w:uiPriority w:val="9"/>
     <w:semiHidden/>
-    <w:rsid w:val="00FC693F"/>
     <w:rPr>
       <w:rFonts w:asciiTheme="majorHAnsi" w:eastAsiaTheme="majorEastAsia" w:hAnsiTheme="majorHAnsi" w:cstheme="majorBidi"/>
       <w:color w:val="243F60" w:themeColor="accent1" w:themeShade="7F"/>
@@ -15329,7 +15446,6 @@
     <w:link w:val="Heading6"/>
     <w:uiPriority w:val="9"/>
     <w:semiHidden/>
-    <w:rsid w:val="00FC693F"/>
     <w:rPr>
       <w:rFonts w:asciiTheme="majorHAnsi" w:eastAsiaTheme="majorEastAsia" w:hAnsiTheme="majorHAnsi" w:cstheme="majorBidi"/>
       <w:i/>
@@ -15343,7 +15459,6 @@
     <w:link w:val="Heading7"/>
     <w:uiPriority w:val="9"/>
     <w:semiHidden/>
-    <w:rsid w:val="00FC693F"/>
     <w:rPr>
       <w:rFonts w:asciiTheme="majorHAnsi" w:eastAsiaTheme="majorEastAsia" w:hAnsiTheme="majorHAnsi" w:cstheme="majorBidi"/>
       <w:i/>
@@ -15357,7 +15472,6 @@
     <w:link w:val="Heading8"/>
     <w:uiPriority w:val="9"/>
     <w:semiHidden/>
-    <w:rsid w:val="00FC693F"/>
     <w:rPr>
       <w:rFonts w:asciiTheme="majorHAnsi" w:eastAsiaTheme="majorEastAsia" w:hAnsiTheme="majorHAnsi" w:cstheme="majorBidi"/>
       <w:color w:val="4F81BD" w:themeColor="accent1"/>
@@ -15371,7 +15485,6 @@
     <w:link w:val="Heading9"/>
     <w:uiPriority w:val="9"/>
     <w:semiHidden/>
-    <w:rsid w:val="00FC693F"/>
     <w:rPr>
       <w:rFonts w:asciiTheme="majorHAnsi" w:eastAsiaTheme="majorEastAsia" w:hAnsiTheme="majorHAnsi" w:cstheme="majorBidi"/>
       <w:i/>
@@ -15389,7 +15502,6 @@
     <w:semiHidden/>
     <w:unhideWhenUsed/>
     <w:qFormat/>
-    <w:rsid w:val="00FC693F"/>
     <w:pPr>
       <w:spacing w:line="240" w:lineRule="auto"/>
     </w:pPr>
@@ -15406,7 +15518,6 @@
     <w:basedOn w:val="DefaultParagraphFont"/>
     <w:uiPriority w:val="22"/>
     <w:qFormat/>
-    <w:rsid w:val="00FC693F"/>
     <w:rPr>
       <w:b/>
       <w:bCs/>
@@ -15417,7 +15528,6 @@
     <w:basedOn w:val="DefaultParagraphFont"/>
     <w:uiPriority w:val="20"/>
     <w:qFormat/>
-    <w:rsid w:val="00FC693F"/>
     <w:rPr>
       <w:i/>
       <w:iCs/>
@@ -15430,7 +15540,6 @@
     <w:link w:val="IntenseQuoteChar"/>
     <w:uiPriority w:val="30"/>
     <w:qFormat/>
-    <w:rsid w:val="00FC693F"/>
     <w:pPr>
       <w:pBdr>
         <w:bottom w:val="single" w:sz="4" w:space="4" w:color="4F81BD" w:themeColor="accent1"/>
@@ -15451,7 +15560,6 @@
     <w:basedOn w:val="DefaultParagraphFont"/>
     <w:link w:val="IntenseQuote"/>
     <w:uiPriority w:val="30"/>
-    <w:rsid w:val="00FC693F"/>
     <w:rPr>
       <w:b/>
       <w:bCs/>
@@ -15465,7 +15573,6 @@
     <w:basedOn w:val="DefaultParagraphFont"/>
     <w:uiPriority w:val="19"/>
     <w:qFormat/>
-    <w:rsid w:val="00FC693F"/>
     <w:rPr>
       <w:i/>
       <w:iCs/>
@@ -15477,7 +15584,6 @@
     <w:basedOn w:val="DefaultParagraphFont"/>
     <w:uiPriority w:val="21"/>
     <w:qFormat/>
-    <w:rsid w:val="00FC693F"/>
     <w:rPr>
       <w:b/>
       <w:bCs/>
@@ -15491,7 +15597,6 @@
     <w:basedOn w:val="DefaultParagraphFont"/>
     <w:uiPriority w:val="31"/>
     <w:qFormat/>
-    <w:rsid w:val="00FC693F"/>
     <w:rPr>
       <w:smallCaps/>
       <w:color w:val="C0504D" w:themeColor="accent2"/>
@@ -15503,7 +15608,6 @@
     <w:basedOn w:val="DefaultParagraphFont"/>
     <w:uiPriority w:val="32"/>
     <w:qFormat/>
-    <w:rsid w:val="00FC693F"/>
     <w:rPr>
       <w:b/>
       <w:bCs/>
@@ -15518,7 +15622,6 @@
     <w:basedOn w:val="DefaultParagraphFont"/>
     <w:uiPriority w:val="33"/>
     <w:qFormat/>
-    <w:rsid w:val="00FC693F"/>
     <w:rPr>
       <w:b/>
       <w:bCs/>
@@ -15534,7 +15637,6 @@
     <w:semiHidden/>
     <w:unhideWhenUsed/>
     <w:qFormat/>
-    <w:rsid w:val="00FC693F"/>
     <w:pPr>
       <w:outlineLvl w:val="9"/>
     </w:pPr>
@@ -15543,7 +15645,6 @@
     <w:name w:val="Table Grid"/>
     <w:basedOn w:val="TableNormal"/>
     <w:uiPriority w:val="59"/>
-    <w:rsid w:val="00FC693F"/>
     <w:pPr>
       <w:spacing w:after="0" w:line="240" w:lineRule="auto"/>
     </w:pPr>
@@ -15569,7 +15670,6 @@
     <w:name w:val="Light Shading"/>
     <w:basedOn w:val="TableNormal"/>
     <w:uiPriority w:val="60"/>
-    <w:rsid w:val="00FC693F"/>
     <w:pPr>
       <w:spacing w:after="0" w:line="240" w:lineRule="auto"/>
     </w:pPr>
@@ -15672,7 +15772,6 @@
     <w:name w:val="Light Shading Accent 1"/>
     <w:basedOn w:val="TableNormal"/>
     <w:uiPriority w:val="60"/>
-    <w:rsid w:val="00FC693F"/>
     <w:pPr>
       <w:spacing w:after="0" w:line="240" w:lineRule="auto"/>
     </w:pPr>
@@ -15775,7 +15874,6 @@
     <w:name w:val="Light Shading Accent 2"/>
     <w:basedOn w:val="TableNormal"/>
     <w:uiPriority w:val="60"/>
-    <w:rsid w:val="00FC693F"/>
     <w:pPr>
       <w:spacing w:after="0" w:line="240" w:lineRule="auto"/>
     </w:pPr>
@@ -15878,7 +15976,6 @@
     <w:name w:val="Light Shading Accent 3"/>
     <w:basedOn w:val="TableNormal"/>
     <w:uiPriority w:val="60"/>
-    <w:rsid w:val="00FC693F"/>
     <w:pPr>
       <w:spacing w:after="0" w:line="240" w:lineRule="auto"/>
     </w:pPr>
@@ -15981,7 +16078,6 @@
     <w:name w:val="Light Shading Accent 4"/>
     <w:basedOn w:val="TableNormal"/>
     <w:uiPriority w:val="60"/>
-    <w:rsid w:val="00FC693F"/>
     <w:pPr>
       <w:spacing w:after="0" w:line="240" w:lineRule="auto"/>
     </w:pPr>
@@ -16084,7 +16180,6 @@
     <w:name w:val="Light Shading Accent 5"/>
     <w:basedOn w:val="TableNormal"/>
     <w:uiPriority w:val="60"/>
-    <w:rsid w:val="00FC693F"/>
     <w:pPr>
       <w:spacing w:after="0" w:line="240" w:lineRule="auto"/>
     </w:pPr>
@@ -16187,7 +16282,6 @@
     <w:name w:val="Light Shading Accent 6"/>
     <w:basedOn w:val="TableNormal"/>
     <w:uiPriority w:val="60"/>
-    <w:rsid w:val="00FC693F"/>
     <w:pPr>
       <w:spacing w:after="0" w:line="240" w:lineRule="auto"/>
     </w:pPr>
@@ -16290,7 +16384,6 @@
     <w:name w:val="Light List"/>
     <w:basedOn w:val="TableNormal"/>
     <w:uiPriority w:val="61"/>
-    <w:rsid w:val="00FC693F"/>
     <w:pPr>
       <w:spacing w:after="0" w:line="240" w:lineRule="auto"/>
     </w:pPr>
@@ -16382,7 +16475,6 @@
     <w:name w:val="Light List Accent 1"/>
     <w:basedOn w:val="TableNormal"/>
     <w:uiPriority w:val="61"/>
-    <w:rsid w:val="00FC693F"/>
     <w:pPr>
       <w:spacing w:after="0" w:line="240" w:lineRule="auto"/>
     </w:pPr>
@@ -16474,7 +16566,6 @@
     <w:name w:val="Light List Accent 2"/>
     <w:basedOn w:val="TableNormal"/>
     <w:uiPriority w:val="61"/>
-    <w:rsid w:val="00CB0664"/>
     <w:pPr>
       <w:spacing w:after="0" w:line="240" w:lineRule="auto"/>
     </w:pPr>
@@ -16566,7 +16657,6 @@
     <w:name w:val="Light List Accent 3"/>
     <w:basedOn w:val="TableNormal"/>
     <w:uiPriority w:val="61"/>
-    <w:rsid w:val="00CB0664"/>
     <w:pPr>
       <w:spacing w:after="0" w:line="240" w:lineRule="auto"/>
     </w:pPr>
@@ -16658,7 +16748,6 @@
     <w:name w:val="Light List Accent 4"/>
     <w:basedOn w:val="TableNormal"/>
     <w:uiPriority w:val="61"/>
-    <w:rsid w:val="00CB0664"/>
     <w:pPr>
       <w:spacing w:after="0" w:line="240" w:lineRule="auto"/>
     </w:pPr>
@@ -16750,7 +16839,6 @@
     <w:name w:val="Light List Accent 5"/>
     <w:basedOn w:val="TableNormal"/>
     <w:uiPriority w:val="61"/>
-    <w:rsid w:val="00CB0664"/>
     <w:pPr>
       <w:spacing w:after="0" w:line="240" w:lineRule="auto"/>
     </w:pPr>
@@ -16842,7 +16930,6 @@
     <w:name w:val="Light List Accent 6"/>
     <w:basedOn w:val="TableNormal"/>
     <w:uiPriority w:val="61"/>
-    <w:rsid w:val="00CB0664"/>
     <w:pPr>
       <w:spacing w:after="0" w:line="240" w:lineRule="auto"/>
     </w:pPr>
@@ -16934,7 +17021,6 @@
     <w:name w:val="Light Grid"/>
     <w:basedOn w:val="TableNormal"/>
     <w:uiPriority w:val="62"/>
-    <w:rsid w:val="00CB0664"/>
     <w:pPr>
       <w:spacing w:after="0" w:line="240" w:lineRule="auto"/>
     </w:pPr>
@@ -17064,7 +17150,6 @@
     <w:name w:val="Light Grid Accent 1"/>
     <w:basedOn w:val="TableNormal"/>
     <w:uiPriority w:val="62"/>
-    <w:rsid w:val="00CB0664"/>
     <w:pPr>
       <w:spacing w:after="0" w:line="240" w:lineRule="auto"/>
     </w:pPr>
@@ -17194,7 +17279,6 @@
     <w:name w:val="Light Grid Accent 2"/>
     <w:basedOn w:val="TableNormal"/>
     <w:uiPriority w:val="62"/>
-    <w:rsid w:val="00CB0664"/>
     <w:pPr>
       <w:spacing w:after="0" w:line="240" w:lineRule="auto"/>
     </w:pPr>
@@ -17324,7 +17408,6 @@
     <w:name w:val="Light Grid Accent 3"/>
     <w:basedOn w:val="TableNormal"/>
     <w:uiPriority w:val="62"/>
-    <w:rsid w:val="00CB0664"/>
     <w:pPr>
       <w:spacing w:after="0" w:line="240" w:lineRule="auto"/>
     </w:pPr>
@@ -17454,7 +17537,6 @@
     <w:name w:val="Light Grid Accent 4"/>
     <w:basedOn w:val="TableNormal"/>
     <w:uiPriority w:val="62"/>
-    <w:rsid w:val="00CB0664"/>
     <w:pPr>
       <w:spacing w:after="0" w:line="240" w:lineRule="auto"/>
     </w:pPr>
@@ -17584,7 +17666,6 @@
     <w:name w:val="Light Grid Accent 5"/>
     <w:basedOn w:val="TableNormal"/>
     <w:uiPriority w:val="62"/>
-    <w:rsid w:val="00CB0664"/>
     <w:pPr>
       <w:spacing w:after="0" w:line="240" w:lineRule="auto"/>
     </w:pPr>
@@ -17714,7 +17795,6 @@
     <w:name w:val="Light Grid Accent 6"/>
     <w:basedOn w:val="TableNormal"/>
     <w:uiPriority w:val="62"/>
-    <w:rsid w:val="00CB0664"/>
     <w:pPr>
       <w:spacing w:after="0" w:line="240" w:lineRule="auto"/>
     </w:pPr>
@@ -17844,7 +17924,6 @@
     <w:name w:val="Medium Shading 1"/>
     <w:basedOn w:val="TableNormal"/>
     <w:uiPriority w:val="63"/>
-    <w:rsid w:val="00CB0664"/>
     <w:pPr>
       <w:spacing w:after="0" w:line="240" w:lineRule="auto"/>
     </w:pPr>
@@ -17950,7 +18029,6 @@
     <w:name w:val="Medium Shading 1 Accent 1"/>
     <w:basedOn w:val="TableNormal"/>
     <w:uiPriority w:val="63"/>
-    <w:rsid w:val="00CB0664"/>
     <w:pPr>
       <w:spacing w:after="0" w:line="240" w:lineRule="auto"/>
     </w:pPr>
@@ -18056,7 +18134,6 @@
     <w:name w:val="Medium Shading 1 Accent 2"/>
     <w:basedOn w:val="TableNormal"/>
     <w:uiPriority w:val="63"/>
-    <w:rsid w:val="00CB0664"/>
     <w:pPr>
       <w:spacing w:after="0" w:line="240" w:lineRule="auto"/>
     </w:pPr>
@@ -18162,7 +18239,6 @@
     <w:name w:val="Medium Shading 1 Accent 3"/>
     <w:basedOn w:val="TableNormal"/>
     <w:uiPriority w:val="63"/>
-    <w:rsid w:val="00CB0664"/>
     <w:pPr>
       <w:spacing w:after="0" w:line="240" w:lineRule="auto"/>
     </w:pPr>
@@ -18268,7 +18344,6 @@
     <w:name w:val="Medium Shading 1 Accent 4"/>
     <w:basedOn w:val="TableNormal"/>
     <w:uiPriority w:val="63"/>
-    <w:rsid w:val="00CB0664"/>
     <w:pPr>
       <w:spacing w:after="0" w:line="240" w:lineRule="auto"/>
     </w:pPr>
@@ -18374,7 +18449,6 @@
     <w:name w:val="Medium Shading 1 Accent 5"/>
     <w:basedOn w:val="TableNormal"/>
     <w:uiPriority w:val="63"/>
-    <w:rsid w:val="00CB0664"/>
     <w:pPr>
       <w:spacing w:after="0" w:line="240" w:lineRule="auto"/>
     </w:pPr>
@@ -18480,7 +18554,6 @@
     <w:name w:val="Medium Shading 1 Accent 6"/>
     <w:basedOn w:val="TableNormal"/>
     <w:uiPriority w:val="63"/>
-    <w:rsid w:val="00CB0664"/>
     <w:pPr>
       <w:spacing w:after="0" w:line="240" w:lineRule="auto"/>
     </w:pPr>
@@ -18586,7 +18659,6 @@
     <w:name w:val="Medium Shading 2"/>
     <w:basedOn w:val="TableNormal"/>
     <w:uiPriority w:val="64"/>
-    <w:rsid w:val="00CB0664"/>
     <w:pPr>
       <w:spacing w:after="0" w:line="240" w:lineRule="auto"/>
     </w:pPr>
@@ -18735,7 +18807,6 @@
     <w:name w:val="Medium Shading 2 Accent 1"/>
     <w:basedOn w:val="TableNormal"/>
     <w:uiPriority w:val="64"/>
-    <w:rsid w:val="00CB0664"/>
     <w:pPr>
       <w:spacing w:after="0" w:line="240" w:lineRule="auto"/>
     </w:pPr>
@@ -18884,7 +18955,6 @@
     <w:name w:val="Medium Shading 2 Accent 2"/>
     <w:basedOn w:val="TableNormal"/>
     <w:uiPriority w:val="64"/>
-    <w:rsid w:val="00CB0664"/>
     <w:pPr>
       <w:spacing w:after="0" w:line="240" w:lineRule="auto"/>
     </w:pPr>
@@ -19033,7 +19103,6 @@
     <w:name w:val="Medium Shading 2 Accent 3"/>
     <w:basedOn w:val="TableNormal"/>
     <w:uiPriority w:val="64"/>
-    <w:rsid w:val="00CB0664"/>
     <w:pPr>
       <w:spacing w:after="0" w:line="240" w:lineRule="auto"/>
     </w:pPr>
@@ -19182,7 +19251,6 @@
     <w:name w:val="Medium Shading 2 Accent 4"/>
     <w:basedOn w:val="TableNormal"/>
     <w:uiPriority w:val="64"/>
-    <w:rsid w:val="00CB0664"/>
     <w:pPr>
       <w:spacing w:after="0" w:line="240" w:lineRule="auto"/>
     </w:pPr>
@@ -19331,7 +19399,6 @@
     <w:name w:val="Medium Shading 2 Accent 5"/>
     <w:basedOn w:val="TableNormal"/>
     <w:uiPriority w:val="64"/>
-    <w:rsid w:val="00CB0664"/>
     <w:pPr>
       <w:spacing w:after="0" w:line="240" w:lineRule="auto"/>
     </w:pPr>
@@ -19480,7 +19547,6 @@
     <w:name w:val="Medium Shading 2 Accent 6"/>
     <w:basedOn w:val="TableNormal"/>
     <w:uiPriority w:val="64"/>
-    <w:rsid w:val="00CB0664"/>
     <w:pPr>
       <w:spacing w:after="0" w:line="240" w:lineRule="auto"/>
     </w:pPr>
@@ -19629,7 +19695,6 @@
     <w:name w:val="Medium List 1"/>
     <w:basedOn w:val="TableNormal"/>
     <w:uiPriority w:val="65"/>
-    <w:rsid w:val="00CB0664"/>
     <w:pPr>
       <w:spacing w:after="0" w:line="240" w:lineRule="auto"/>
     </w:pPr>
@@ -19713,7 +19778,6 @@
     <w:name w:val="Medium List 1 Accent 1"/>
     <w:basedOn w:val="TableNormal"/>
     <w:uiPriority w:val="65"/>
-    <w:rsid w:val="00CB0664"/>
     <w:pPr>
       <w:spacing w:after="0" w:line="240" w:lineRule="auto"/>
     </w:pPr>
@@ -19797,7 +19861,6 @@
     <w:name w:val="Medium List 1 Accent 2"/>
     <w:basedOn w:val="TableNormal"/>
     <w:uiPriority w:val="65"/>
-    <w:rsid w:val="00CB0664"/>
     <w:pPr>
       <w:spacing w:after="0" w:line="240" w:lineRule="auto"/>
     </w:pPr>
@@ -19881,7 +19944,6 @@
     <w:name w:val="Medium List 1 Accent 3"/>
     <w:basedOn w:val="TableNormal"/>
     <w:uiPriority w:val="65"/>
-    <w:rsid w:val="00CB0664"/>
     <w:pPr>
       <w:spacing w:after="0" w:line="240" w:lineRule="auto"/>
     </w:pPr>
@@ -19965,7 +20027,6 @@
     <w:name w:val="Medium List 1 Accent 4"/>
     <w:basedOn w:val="TableNormal"/>
     <w:uiPriority w:val="65"/>
-    <w:rsid w:val="00CB0664"/>
     <w:pPr>
       <w:spacing w:after="0" w:line="240" w:lineRule="auto"/>
     </w:pPr>
@@ -20049,7 +20110,6 @@
     <w:name w:val="Medium List 1 Accent 5"/>
     <w:basedOn w:val="TableNormal"/>
     <w:uiPriority w:val="65"/>
-    <w:rsid w:val="00CB0664"/>
     <w:pPr>
       <w:spacing w:after="0" w:line="240" w:lineRule="auto"/>
     </w:pPr>
@@ -20133,7 +20193,6 @@
     <w:name w:val="Medium List 1 Accent 6"/>
     <w:basedOn w:val="TableNormal"/>
     <w:uiPriority w:val="65"/>
-    <w:rsid w:val="00CB0664"/>
     <w:pPr>
       <w:spacing w:after="0" w:line="240" w:lineRule="auto"/>
     </w:pPr>
@@ -20217,7 +20276,6 @@
     <w:name w:val="Medium List 2"/>
     <w:basedOn w:val="TableNormal"/>
     <w:uiPriority w:val="66"/>
-    <w:rsid w:val="00CB0664"/>
     <w:pPr>
       <w:spacing w:after="0" w:line="240" w:lineRule="auto"/>
     </w:pPr>
@@ -20345,7 +20403,6 @@
     <w:name w:val="Medium List 2 Accent 1"/>
     <w:basedOn w:val="TableNormal"/>
     <w:uiPriority w:val="66"/>
-    <w:rsid w:val="00CB0664"/>
     <w:pPr>
       <w:spacing w:after="0" w:line="240" w:lineRule="auto"/>
     </w:pPr>
@@ -20473,7 +20530,6 @@
     <w:name w:val="Medium List 2 Accent 2"/>
     <w:basedOn w:val="TableNormal"/>
     <w:uiPriority w:val="66"/>
-    <w:rsid w:val="00CB0664"/>
     <w:pPr>
       <w:spacing w:after="0" w:line="240" w:lineRule="auto"/>
     </w:pPr>
@@ -20601,7 +20657,6 @@
     <w:name w:val="Medium List 2 Accent 3"/>
     <w:basedOn w:val="TableNormal"/>
     <w:uiPriority w:val="66"/>
-    <w:rsid w:val="00CB0664"/>
     <w:pPr>
       <w:spacing w:after="0" w:line="240" w:lineRule="auto"/>
     </w:pPr>
@@ -20729,7 +20784,6 @@
     <w:name w:val="Medium List 2 Accent 4"/>
     <w:basedOn w:val="TableNormal"/>
     <w:uiPriority w:val="66"/>
-    <w:rsid w:val="00CB0664"/>
     <w:pPr>
       <w:spacing w:after="0" w:line="240" w:lineRule="auto"/>
     </w:pPr>
@@ -20857,7 +20911,6 @@
     <w:name w:val="Medium List 2 Accent 5"/>
     <w:basedOn w:val="TableNormal"/>
     <w:uiPriority w:val="66"/>
-    <w:rsid w:val="00CB0664"/>
     <w:pPr>
       <w:spacing w:after="0" w:line="240" w:lineRule="auto"/>
     </w:pPr>
@@ -20985,7 +21038,6 @@
     <w:name w:val="Medium List 2 Accent 6"/>
     <w:basedOn w:val="TableNormal"/>
     <w:uiPriority w:val="66"/>
-    <w:rsid w:val="00CB0664"/>
     <w:pPr>
       <w:spacing w:after="0" w:line="240" w:lineRule="auto"/>
     </w:pPr>
@@ -21113,7 +21165,6 @@
     <w:name w:val="Medium Grid 1"/>
     <w:basedOn w:val="TableNormal"/>
     <w:uiPriority w:val="67"/>
-    <w:rsid w:val="00CB0664"/>
     <w:pPr>
       <w:spacing w:after="0" w:line="240" w:lineRule="auto"/>
     </w:pPr>
@@ -21186,7 +21237,6 @@
     <w:name w:val="Medium Grid 1 Accent 1"/>
     <w:basedOn w:val="TableNormal"/>
     <w:uiPriority w:val="67"/>
-    <w:rsid w:val="00CB0664"/>
     <w:pPr>
       <w:spacing w:after="0" w:line="240" w:lineRule="auto"/>
     </w:pPr>
@@ -21259,7 +21309,6 @@
     <w:name w:val="Medium Grid 1 Accent 2"/>
     <w:basedOn w:val="TableNormal"/>
     <w:uiPriority w:val="67"/>
-    <w:rsid w:val="00CB0664"/>
     <w:pPr>
       <w:spacing w:after="0" w:line="240" w:lineRule="auto"/>
     </w:pPr>
@@ -21332,7 +21381,6 @@
     <w:name w:val="Medium Grid 1 Accent 3"/>
     <w:basedOn w:val="TableNormal"/>
     <w:uiPriority w:val="67"/>
-    <w:rsid w:val="00CB0664"/>
     <w:pPr>
       <w:spacing w:after="0" w:line="240" w:lineRule="auto"/>
     </w:pPr>
@@ -21405,7 +21453,6 @@
     <w:name w:val="Medium Grid 1 Accent 4"/>
     <w:basedOn w:val="TableNormal"/>
     <w:uiPriority w:val="67"/>
-    <w:rsid w:val="00CB0664"/>
     <w:pPr>
       <w:spacing w:after="0" w:line="240" w:lineRule="auto"/>
     </w:pPr>
@@ -21478,7 +21525,6 @@
     <w:name w:val="Medium Grid 1 Accent 5"/>
     <w:basedOn w:val="TableNormal"/>
     <w:uiPriority w:val="67"/>
-    <w:rsid w:val="00CB0664"/>
     <w:pPr>
       <w:spacing w:after="0" w:line="240" w:lineRule="auto"/>
     </w:pPr>
@@ -21551,7 +21597,6 @@
     <w:name w:val="Medium Grid 1 Accent 6"/>
     <w:basedOn w:val="TableNormal"/>
     <w:uiPriority w:val="67"/>
-    <w:rsid w:val="00CB0664"/>
     <w:pPr>
       <w:spacing w:after="0" w:line="240" w:lineRule="auto"/>
     </w:pPr>
@@ -21624,7 +21669,6 @@
     <w:name w:val="Medium Grid 2"/>
     <w:basedOn w:val="TableNormal"/>
     <w:uiPriority w:val="68"/>
-    <w:rsid w:val="00CB0664"/>
     <w:pPr>
       <w:spacing w:after="0" w:line="240" w:lineRule="auto"/>
     </w:pPr>
@@ -21749,7 +21793,6 @@
     <w:name w:val="Medium Grid 2 Accent 1"/>
     <w:basedOn w:val="TableNormal"/>
     <w:uiPriority w:val="68"/>
-    <w:rsid w:val="00CB0664"/>
     <w:pPr>
       <w:spacing w:after="0" w:line="240" w:lineRule="auto"/>
     </w:pPr>
@@ -21874,7 +21917,6 @@
     <w:name w:val="Medium Grid 2 Accent 2"/>
     <w:basedOn w:val="TableNormal"/>
     <w:uiPriority w:val="68"/>
-    <w:rsid w:val="00CB0664"/>
     <w:pPr>
       <w:spacing w:after="0" w:line="240" w:lineRule="auto"/>
     </w:pPr>
@@ -21999,7 +22041,6 @@
     <w:name w:val="Medium Grid 2 Accent 3"/>
     <w:basedOn w:val="TableNormal"/>
     <w:uiPriority w:val="68"/>
-    <w:rsid w:val="00CB0664"/>
     <w:pPr>
       <w:spacing w:after="0" w:line="240" w:lineRule="auto"/>
     </w:pPr>
@@ -22124,7 +22165,6 @@
     <w:name w:val="Medium Grid 2 Accent 4"/>
     <w:basedOn w:val="TableNormal"/>
     <w:uiPriority w:val="68"/>
-    <w:rsid w:val="00CB0664"/>
     <w:pPr>
       <w:spacing w:after="0" w:line="240" w:lineRule="auto"/>
     </w:pPr>
@@ -22249,7 +22289,6 @@
     <w:name w:val="Medium Grid 2 Accent 5"/>
     <w:basedOn w:val="TableNormal"/>
     <w:uiPriority w:val="68"/>
-    <w:rsid w:val="00CB0664"/>
     <w:pPr>
       <w:spacing w:after="0" w:line="240" w:lineRule="auto"/>
     </w:pPr>
@@ -22374,7 +22413,6 @@
     <w:name w:val="Medium Grid 2 Accent 6"/>
     <w:basedOn w:val="TableNormal"/>
     <w:uiPriority w:val="68"/>
-    <w:rsid w:val="00CB0664"/>
     <w:pPr>
       <w:spacing w:after="0" w:line="240" w:lineRule="auto"/>
     </w:pPr>
@@ -22499,7 +22537,6 @@
     <w:name w:val="Medium Grid 3"/>
     <w:basedOn w:val="TableNormal"/>
     <w:uiPriority w:val="69"/>
-    <w:rsid w:val="00CB0664"/>
     <w:pPr>
       <w:spacing w:after="0" w:line="240" w:lineRule="auto"/>
     </w:pPr>
@@ -22640,7 +22677,6 @@
     <w:name w:val="Medium Grid 3 Accent 1"/>
     <w:basedOn w:val="TableNormal"/>
     <w:uiPriority w:val="69"/>
-    <w:rsid w:val="00CB0664"/>
     <w:pPr>
       <w:spacing w:after="0" w:line="240" w:lineRule="auto"/>
     </w:pPr>
@@ -22781,7 +22817,6 @@
     <w:name w:val="Medium Grid 3 Accent 2"/>
     <w:basedOn w:val="TableNormal"/>
     <w:uiPriority w:val="69"/>
-    <w:rsid w:val="00CB0664"/>
     <w:pPr>
       <w:spacing w:after="0" w:line="240" w:lineRule="auto"/>
     </w:pPr>
@@ -22922,7 +22957,6 @@
     <w:name w:val="Medium Grid 3 Accent 3"/>
     <w:basedOn w:val="TableNormal"/>
     <w:uiPriority w:val="69"/>
-    <w:rsid w:val="00CB0664"/>
     <w:pPr>
       <w:spacing w:after="0" w:line="240" w:lineRule="auto"/>
     </w:pPr>
@@ -23063,7 +23097,6 @@
     <w:name w:val="Medium Grid 3 Accent 4"/>
     <w:basedOn w:val="TableNormal"/>
     <w:uiPriority w:val="69"/>
-    <w:rsid w:val="00CB0664"/>
     <w:pPr>
       <w:spacing w:after="0" w:line="240" w:lineRule="auto"/>
     </w:pPr>
@@ -23204,7 +23237,6 @@
     <w:name w:val="Medium Grid 3 Accent 5"/>
     <w:basedOn w:val="TableNormal"/>
     <w:uiPriority w:val="69"/>
-    <w:rsid w:val="00CB0664"/>
     <w:pPr>
       <w:spacing w:after="0" w:line="240" w:lineRule="auto"/>
     </w:pPr>
@@ -23345,7 +23377,6 @@
     <w:name w:val="Medium Grid 3 Accent 6"/>
     <w:basedOn w:val="TableNormal"/>
     <w:uiPriority w:val="69"/>
-    <w:rsid w:val="00CB0664"/>
     <w:pPr>
       <w:spacing w:after="0" w:line="240" w:lineRule="auto"/>
     </w:pPr>
@@ -23486,7 +23517,6 @@
     <w:name w:val="Dark List"/>
     <w:basedOn w:val="TableNormal"/>
     <w:uiPriority w:val="70"/>
-    <w:rsid w:val="00CB0664"/>
     <w:pPr>
       <w:spacing w:after="0" w:line="240" w:lineRule="auto"/>
     </w:pPr>
@@ -23600,7 +23630,6 @@
     <w:name w:val="Dark List Accent 1"/>
     <w:basedOn w:val="TableNormal"/>
     <w:uiPriority w:val="70"/>
-    <w:rsid w:val="00CB0664"/>
     <w:pPr>
       <w:spacing w:after="0" w:line="240" w:lineRule="auto"/>
     </w:pPr>
@@ -23714,7 +23743,6 @@
     <w:name w:val="Dark List Accent 2"/>
     <w:basedOn w:val="TableNormal"/>
     <w:uiPriority w:val="70"/>
-    <w:rsid w:val="00CB0664"/>
     <w:pPr>
       <w:spacing w:after="0" w:line="240" w:lineRule="auto"/>
     </w:pPr>
@@ -23828,7 +23856,6 @@
     <w:name w:val="Dark List Accent 3"/>
     <w:basedOn w:val="TableNormal"/>
     <w:uiPriority w:val="70"/>
-    <w:rsid w:val="00CB0664"/>
     <w:pPr>
       <w:spacing w:after="0" w:line="240" w:lineRule="auto"/>
     </w:pPr>
@@ -23942,7 +23969,6 @@
     <w:name w:val="Dark List Accent 4"/>
     <w:basedOn w:val="TableNormal"/>
     <w:uiPriority w:val="70"/>
-    <w:rsid w:val="00CB0664"/>
     <w:pPr>
       <w:spacing w:after="0" w:line="240" w:lineRule="auto"/>
     </w:pPr>
@@ -24056,7 +24082,6 @@
     <w:name w:val="Dark List Accent 5"/>
     <w:basedOn w:val="TableNormal"/>
     <w:uiPriority w:val="70"/>
-    <w:rsid w:val="00CB0664"/>
     <w:pPr>
       <w:spacing w:after="0" w:line="240" w:lineRule="auto"/>
     </w:pPr>
@@ -24170,7 +24195,6 @@
     <w:name w:val="Dark List Accent 6"/>
     <w:basedOn w:val="TableNormal"/>
     <w:uiPriority w:val="70"/>
-    <w:rsid w:val="00CB0664"/>
     <w:pPr>
       <w:spacing w:after="0" w:line="240" w:lineRule="auto"/>
     </w:pPr>
@@ -24284,7 +24308,6 @@
     <w:name w:val="Colorful Shading"/>
     <w:basedOn w:val="TableNormal"/>
     <w:uiPriority w:val="71"/>
-    <w:rsid w:val="00CB0664"/>
     <w:pPr>
       <w:spacing w:after="0" w:line="240" w:lineRule="auto"/>
     </w:pPr>
@@ -24406,7 +24429,6 @@
     <w:name w:val="Colorful Shading Accent 1"/>
     <w:basedOn w:val="TableNormal"/>
     <w:uiPriority w:val="71"/>
-    <w:rsid w:val="00CB0664"/>
     <w:pPr>
       <w:spacing w:after="0" w:line="240" w:lineRule="auto"/>
     </w:pPr>
@@ -24528,7 +24550,6 @@
     <w:name w:val="Colorful Shading Accent 2"/>
     <w:basedOn w:val="TableNormal"/>
     <w:uiPriority w:val="71"/>
-    <w:rsid w:val="00CB0664"/>
     <w:pPr>
       <w:spacing w:after="0" w:line="240" w:lineRule="auto"/>
     </w:pPr>
@@ -24650,7 +24671,6 @@
     <w:name w:val="Colorful Shading Accent 3"/>
     <w:basedOn w:val="TableNormal"/>
     <w:uiPriority w:val="71"/>
-    <w:rsid w:val="00CB0664"/>
     <w:pPr>
       <w:spacing w:after="0" w:line="240" w:lineRule="auto"/>
     </w:pPr>
@@ -24762,7 +24782,6 @@
     <w:name w:val="Colorful Shading Accent 4"/>
     <w:basedOn w:val="TableNormal"/>
     <w:uiPriority w:val="71"/>
-    <w:rsid w:val="00CB0664"/>
     <w:pPr>
       <w:spacing w:after="0" w:line="240" w:lineRule="auto"/>
     </w:pPr>
@@ -24884,7 +24903,6 @@
     <w:name w:val="Colorful Shading Accent 5"/>
     <w:basedOn w:val="TableNormal"/>
     <w:uiPriority w:val="71"/>
-    <w:rsid w:val="00CB0664"/>
     <w:pPr>
       <w:spacing w:after="0" w:line="240" w:lineRule="auto"/>
     </w:pPr>
@@ -25006,7 +25024,6 @@
     <w:name w:val="Colorful Shading Accent 6"/>
     <w:basedOn w:val="TableNormal"/>
     <w:uiPriority w:val="71"/>
-    <w:rsid w:val="00CB0664"/>
     <w:pPr>
       <w:spacing w:after="0" w:line="240" w:lineRule="auto"/>
     </w:pPr>
@@ -25128,7 +25145,6 @@
     <w:name w:val="Colorful List"/>
     <w:basedOn w:val="TableNormal"/>
     <w:uiPriority w:val="72"/>
-    <w:rsid w:val="00CB0664"/>
     <w:pPr>
       <w:spacing w:after="0" w:line="240" w:lineRule="auto"/>
     </w:pPr>
@@ -25214,7 +25230,6 @@
     <w:name w:val="Colorful List Accent 1"/>
     <w:basedOn w:val="TableNormal"/>
     <w:uiPriority w:val="72"/>
-    <w:rsid w:val="00CB0664"/>
     <w:pPr>
       <w:spacing w:after="0" w:line="240" w:lineRule="auto"/>
     </w:pPr>
@@ -25300,7 +25315,6 @@
     <w:name w:val="Colorful List Accent 2"/>
     <w:basedOn w:val="TableNormal"/>
     <w:uiPriority w:val="72"/>
-    <w:rsid w:val="00CB0664"/>
     <w:pPr>
       <w:spacing w:after="0" w:line="240" w:lineRule="auto"/>
     </w:pPr>
@@ -25386,7 +25400,6 @@
     <w:name w:val="Colorful List Accent 3"/>
     <w:basedOn w:val="TableNormal"/>
     <w:uiPriority w:val="72"/>
-    <w:rsid w:val="00CB0664"/>
     <w:pPr>
       <w:spacing w:after="0" w:line="240" w:lineRule="auto"/>
     </w:pPr>
@@ -25472,7 +25485,6 @@
     <w:name w:val="Colorful List Accent 4"/>
     <w:basedOn w:val="TableNormal"/>
     <w:uiPriority w:val="72"/>
-    <w:rsid w:val="00CB0664"/>
     <w:pPr>
       <w:spacing w:after="0" w:line="240" w:lineRule="auto"/>
     </w:pPr>
@@ -25558,7 +25570,6 @@
     <w:name w:val="Colorful List Accent 5"/>
     <w:basedOn w:val="TableNormal"/>
     <w:uiPriority w:val="72"/>
-    <w:rsid w:val="00CB0664"/>
     <w:pPr>
       <w:spacing w:after="0" w:line="240" w:lineRule="auto"/>
     </w:pPr>
@@ -25644,7 +25655,6 @@
     <w:name w:val="Colorful List Accent 6"/>
     <w:basedOn w:val="TableNormal"/>
     <w:uiPriority w:val="72"/>
-    <w:rsid w:val="00CB0664"/>
     <w:pPr>
       <w:spacing w:after="0" w:line="240" w:lineRule="auto"/>
     </w:pPr>
@@ -25730,7 +25740,6 @@
     <w:name w:val="Colorful Grid"/>
     <w:basedOn w:val="TableNormal"/>
     <w:uiPriority w:val="73"/>
-    <w:rsid w:val="00CB0664"/>
     <w:pPr>
       <w:spacing w:after="0" w:line="240" w:lineRule="auto"/>
     </w:pPr>
@@ -25810,7 +25819,6 @@
     <w:name w:val="Colorful Grid Accent 1"/>
     <w:basedOn w:val="TableNormal"/>
     <w:uiPriority w:val="73"/>
-    <w:rsid w:val="00CB0664"/>
     <w:pPr>
       <w:spacing w:after="0" w:line="240" w:lineRule="auto"/>
     </w:pPr>
@@ -25890,7 +25898,6 @@
     <w:name w:val="Colorful Grid Accent 2"/>
     <w:basedOn w:val="TableNormal"/>
     <w:uiPriority w:val="73"/>
-    <w:rsid w:val="00CB0664"/>
     <w:pPr>
       <w:spacing w:after="0" w:line="240" w:lineRule="auto"/>
     </w:pPr>
@@ -25970,7 +25977,6 @@
     <w:name w:val="Colorful Grid Accent 3"/>
     <w:basedOn w:val="TableNormal"/>
     <w:uiPriority w:val="73"/>
-    <w:rsid w:val="00CB0664"/>
     <w:pPr>
       <w:spacing w:after="0" w:line="240" w:lineRule="auto"/>
     </w:pPr>
@@ -26050,7 +26056,6 @@
     <w:name w:val="Colorful Grid Accent 4"/>
     <w:basedOn w:val="TableNormal"/>
     <w:uiPriority w:val="73"/>
-    <w:rsid w:val="00CB0664"/>
     <w:pPr>
       <w:spacing w:after="0" w:line="240" w:lineRule="auto"/>
     </w:pPr>
@@ -26130,7 +26135,6 @@
     <w:name w:val="Colorful Grid Accent 5"/>
     <w:basedOn w:val="TableNormal"/>
     <w:uiPriority w:val="73"/>
-    <w:rsid w:val="00CB0664"/>
     <w:pPr>
       <w:spacing w:after="0" w:line="240" w:lineRule="auto"/>
     </w:pPr>
@@ -26210,7 +26214,6 @@
     <w:name w:val="Colorful Grid Accent 6"/>
     <w:basedOn w:val="TableNormal"/>
     <w:uiPriority w:val="73"/>
-    <w:rsid w:val="00CB0664"/>
     <w:pPr>
       <w:spacing w:after="0" w:line="240" w:lineRule="auto"/>
     </w:pPr>
